--- a/Shell Script opgaverne.docx
+++ b/Shell Script opgaverne.docx
@@ -1434,10 +1434,7 @@
         <w:t>Åbne porte udgør en del af systemets angrebsflade</w:t>
       </w:r>
       <w:r>
-        <w:t xml:space="preserve"> </w:t>
-      </w:r>
-      <w:r>
-        <w:t>(</w:t>
+        <w:t xml:space="preserve"> (</w:t>
       </w:r>
       <w:proofErr w:type="spellStart"/>
       <w:r>
@@ -2040,16 +2037,116 @@
     <w:p>
       <w:pPr>
         <w:rPr>
-          <w:b/>
-          <w:bCs/>
-        </w:rPr>
-      </w:pPr>
-      <w:r>
-        <w:rPr>
           <w:rFonts w:ascii="Segoe UI Emoji" w:hAnsi="Segoe UI Emoji" w:cs="Segoe UI Emoji"/>
           <w:b/>
           <w:bCs/>
         </w:rPr>
+      </w:pPr>
+    </w:p>
+    <w:p>
+      <w:pPr>
+        <w:rPr>
+          <w:rFonts w:ascii="Segoe UI Emoji" w:hAnsi="Segoe UI Emoji" w:cs="Segoe UI Emoji"/>
+          <w:b/>
+          <w:bCs/>
+        </w:rPr>
+      </w:pPr>
+    </w:p>
+    <w:p>
+      <w:pPr>
+        <w:rPr>
+          <w:rFonts w:ascii="Segoe UI Emoji" w:hAnsi="Segoe UI Emoji" w:cs="Segoe UI Emoji"/>
+          <w:b/>
+          <w:bCs/>
+        </w:rPr>
+      </w:pPr>
+    </w:p>
+    <w:p>
+      <w:pPr>
+        <w:rPr>
+          <w:rFonts w:ascii="Segoe UI Emoji" w:hAnsi="Segoe UI Emoji" w:cs="Segoe UI Emoji"/>
+          <w:b/>
+          <w:bCs/>
+        </w:rPr>
+      </w:pPr>
+    </w:p>
+    <w:p>
+      <w:pPr>
+        <w:rPr>
+          <w:rFonts w:ascii="Segoe UI Emoji" w:hAnsi="Segoe UI Emoji" w:cs="Segoe UI Emoji"/>
+          <w:b/>
+          <w:bCs/>
+        </w:rPr>
+      </w:pPr>
+    </w:p>
+    <w:p>
+      <w:pPr>
+        <w:rPr>
+          <w:rFonts w:ascii="Segoe UI Emoji" w:hAnsi="Segoe UI Emoji" w:cs="Segoe UI Emoji"/>
+          <w:b/>
+          <w:bCs/>
+        </w:rPr>
+      </w:pPr>
+    </w:p>
+    <w:p>
+      <w:pPr>
+        <w:rPr>
+          <w:rFonts w:ascii="Segoe UI Emoji" w:hAnsi="Segoe UI Emoji" w:cs="Segoe UI Emoji"/>
+          <w:b/>
+          <w:bCs/>
+        </w:rPr>
+      </w:pPr>
+    </w:p>
+    <w:p>
+      <w:pPr>
+        <w:rPr>
+          <w:rFonts w:ascii="Segoe UI Emoji" w:hAnsi="Segoe UI Emoji" w:cs="Segoe UI Emoji"/>
+          <w:b/>
+          <w:bCs/>
+        </w:rPr>
+      </w:pPr>
+    </w:p>
+    <w:p>
+      <w:pPr>
+        <w:rPr>
+          <w:rFonts w:ascii="Segoe UI Emoji" w:hAnsi="Segoe UI Emoji" w:cs="Segoe UI Emoji"/>
+          <w:b/>
+          <w:bCs/>
+        </w:rPr>
+      </w:pPr>
+    </w:p>
+    <w:p>
+      <w:pPr>
+        <w:rPr>
+          <w:rFonts w:ascii="Segoe UI Emoji" w:hAnsi="Segoe UI Emoji" w:cs="Segoe UI Emoji"/>
+          <w:b/>
+          <w:bCs/>
+        </w:rPr>
+      </w:pPr>
+    </w:p>
+    <w:p>
+      <w:pPr>
+        <w:rPr>
+          <w:rFonts w:ascii="Segoe UI Emoji" w:hAnsi="Segoe UI Emoji" w:cs="Segoe UI Emoji"/>
+          <w:b/>
+          <w:bCs/>
+        </w:rPr>
+      </w:pPr>
+    </w:p>
+    <w:p>
+      <w:pPr>
+        <w:rPr>
+          <w:b/>
+          <w:bCs/>
+        </w:rPr>
+      </w:pPr>
+      <w:r>
+        <w:rPr>
+          <w:rFonts w:ascii="Segoe UI Emoji" w:hAnsi="Segoe UI Emoji" w:cs="Segoe UI Emoji"/>
+          <w:b/>
+          <w:bCs/>
+        </w:rPr>
+        <w:lastRenderedPageBreak/>
         <w:t>🟡</w:t>
       </w:r>
       <w:r>
@@ -2063,7 +2160,7 @@
     <w:p>
       <w:r>
         <w:pict w14:anchorId="5E23E358">
-          <v:rect id="_x0000_i1037" style="width:0;height:1.5pt" o:hralign="center" o:hrstd="t" o:hr="t" fillcolor="#a0a0a0" stroked="f"/>
+          <v:rect id="_x0000_i1025" style="width:0;height:1.5pt" o:hralign="center" o:hrstd="t" o:hr="t" fillcolor="#a0a0a0" stroked="f"/>
         </w:pict>
       </w:r>
     </w:p>
@@ -2135,7 +2232,6 @@
           <w:bCs/>
           <w:noProof/>
         </w:rPr>
-        <w:lastRenderedPageBreak/>
         <w:drawing>
           <wp:inline distT="0" distB="0" distL="0" distR="0" wp14:anchorId="1449B0DF" wp14:editId="4BC98790">
             <wp:extent cx="6120130" cy="4226560"/>
@@ -2446,97 +2542,37 @@
     </w:p>
     <w:p>
       <w:r>
-        <w:rPr>
-          <w:i/>
-          <w:iCs/>
-        </w:rPr>
-        <w:t>"Svage adgangskoder er en af de hyppigste årsager til kompromitterede konti. Scriptet bruger /</w:t>
-      </w:r>
-      <w:proofErr w:type="spellStart"/>
-      <w:r>
-        <w:rPr>
-          <w:i/>
-          <w:iCs/>
-        </w:rPr>
+        <w:t>Svage adgangskoder er en af de hyppigste årsager til kompromitterede konti. Scriptet bruger /</w:t>
+      </w:r>
+      <w:proofErr w:type="spellStart"/>
+      <w:r>
         <w:t>dev</w:t>
       </w:r>
       <w:proofErr w:type="spellEnd"/>
       <w:r>
-        <w:rPr>
-          <w:i/>
-          <w:iCs/>
-        </w:rPr>
         <w:t xml:space="preserve">/urandom som er en kryptografisk sikker tilfældighedskilde i Linux. Det er en </w:t>
       </w:r>
       <w:proofErr w:type="spellStart"/>
       <w:r>
-        <w:rPr>
-          <w:b/>
-          <w:bCs/>
-          <w:i/>
-          <w:iCs/>
-        </w:rPr>
         <w:t>preventiv</w:t>
       </w:r>
       <w:proofErr w:type="spellEnd"/>
       <w:r>
-        <w:rPr>
-          <w:b/>
-          <w:bCs/>
-          <w:i/>
-          <w:iCs/>
-        </w:rPr>
-        <w:t xml:space="preserve"> foranstaltning</w:t>
-      </w:r>
-      <w:r>
-        <w:rPr>
-          <w:i/>
-          <w:iCs/>
-        </w:rPr>
-        <w:t xml:space="preserve"> der understøtter CIA-triadens </w:t>
-      </w:r>
-      <w:r>
-        <w:rPr>
-          <w:b/>
-          <w:bCs/>
-          <w:i/>
-          <w:iCs/>
-        </w:rPr>
-        <w:t>fortrolighed</w:t>
-      </w:r>
-      <w:r>
-        <w:rPr>
-          <w:i/>
-          <w:iCs/>
-        </w:rPr>
-        <w:t xml:space="preserve"> og relaterer til </w:t>
-      </w:r>
-      <w:r>
-        <w:rPr>
-          <w:b/>
-          <w:bCs/>
-          <w:i/>
-          <w:iCs/>
-        </w:rPr>
-        <w:t xml:space="preserve">OWASP A07 — Authentication </w:t>
-      </w:r>
-      <w:proofErr w:type="spellStart"/>
-      <w:r>
-        <w:rPr>
-          <w:b/>
-          <w:bCs/>
-          <w:i/>
-          <w:iCs/>
-        </w:rPr>
+        <w:t xml:space="preserve"> foranstaltning der understøtter CIA-triadens fortrolighed og relaterer til OWASP A07</w:t>
+      </w:r>
+      <w:r>
+        <w:t xml:space="preserve"> </w:t>
+      </w:r>
+      <w:r>
+        <w:t xml:space="preserve">Authentication </w:t>
+      </w:r>
+      <w:proofErr w:type="spellStart"/>
+      <w:r>
         <w:t>Failures</w:t>
       </w:r>
       <w:proofErr w:type="spellEnd"/>
       <w:r>
-        <w:rPr>
-          <w:i/>
-          <w:iCs/>
-        </w:rPr>
-        <w:t>."</w:t>
+        <w:t>.</w:t>
       </w:r>
     </w:p>
     <w:p/>
@@ -2547,11 +2583,76 @@
           <w:bCs/>
         </w:rPr>
       </w:pPr>
-      <w:r>
-        <w:rPr>
-          <w:b/>
-          <w:bCs/>
-        </w:rPr>
+    </w:p>
+    <w:p>
+      <w:pPr>
+        <w:rPr>
+          <w:b/>
+          <w:bCs/>
+        </w:rPr>
+      </w:pPr>
+    </w:p>
+    <w:p>
+      <w:pPr>
+        <w:rPr>
+          <w:b/>
+          <w:bCs/>
+        </w:rPr>
+      </w:pPr>
+    </w:p>
+    <w:p>
+      <w:pPr>
+        <w:rPr>
+          <w:b/>
+          <w:bCs/>
+        </w:rPr>
+      </w:pPr>
+    </w:p>
+    <w:p>
+      <w:pPr>
+        <w:rPr>
+          <w:b/>
+          <w:bCs/>
+        </w:rPr>
+      </w:pPr>
+    </w:p>
+    <w:p>
+      <w:pPr>
+        <w:rPr>
+          <w:b/>
+          <w:bCs/>
+        </w:rPr>
+      </w:pPr>
+    </w:p>
+    <w:p>
+      <w:pPr>
+        <w:rPr>
+          <w:b/>
+          <w:bCs/>
+        </w:rPr>
+      </w:pPr>
+    </w:p>
+    <w:p>
+      <w:pPr>
+        <w:rPr>
+          <w:b/>
+          <w:bCs/>
+        </w:rPr>
+      </w:pPr>
+    </w:p>
+    <w:p>
+      <w:pPr>
+        <w:rPr>
+          <w:b/>
+          <w:bCs/>
+        </w:rPr>
+      </w:pPr>
+      <w:r>
+        <w:rPr>
+          <w:b/>
+          <w:bCs/>
+        </w:rPr>
+        <w:lastRenderedPageBreak/>
         <w:t>Øvelse 13 — Hash og integritetstjek med sha256sum</w:t>
       </w:r>
     </w:p>
@@ -2583,7 +2684,6 @@
           <w:bCs/>
           <w:noProof/>
         </w:rPr>
-        <w:lastRenderedPageBreak/>
         <w:drawing>
           <wp:inline distT="0" distB="0" distL="0" distR="0" wp14:anchorId="57986DE0" wp14:editId="638F14EA">
             <wp:extent cx="6120130" cy="3229610"/>
@@ -2699,91 +2799,47 @@
       </w:r>
     </w:p>
     <w:p>
-      <w:r>
-        <w:rPr>
-          <w:i/>
-          <w:iCs/>
-        </w:rPr>
-        <w:t>"</w:t>
-      </w:r>
-      <w:proofErr w:type="spellStart"/>
-      <w:r>
-        <w:rPr>
-          <w:i/>
-          <w:iCs/>
-        </w:rPr>
+      <w:proofErr w:type="spellStart"/>
+      <w:r>
         <w:t>Hashing</w:t>
       </w:r>
       <w:proofErr w:type="spellEnd"/>
       <w:r>
-        <w:rPr>
-          <w:i/>
-          <w:iCs/>
-        </w:rPr>
-        <w:t xml:space="preserve"> med SHA-256 er et fundamentalt kryptografisk værktøj til at verificere </w:t>
-      </w:r>
-      <w:r>
-        <w:rPr>
-          <w:b/>
-          <w:bCs/>
-          <w:i/>
-          <w:iCs/>
-        </w:rPr>
-        <w:t>integritet</w:t>
-      </w:r>
-      <w:r>
-        <w:rPr>
-          <w:i/>
-          <w:iCs/>
-        </w:rPr>
-        <w:t xml:space="preserve"> — et kernebegreb i CIA-triaden. Scriptet demonstrerer, hvordan man kan opdage, om en fil er blevet manipuleret, hvilket er særligt relevant for kritiske systemfiler. Dette er en </w:t>
-      </w:r>
-      <w:proofErr w:type="spellStart"/>
-      <w:r>
-        <w:rPr>
-          <w:b/>
-          <w:bCs/>
-          <w:i/>
-          <w:iCs/>
-        </w:rPr>
+        <w:t xml:space="preserve"> med SHA-256 er et fundamentalt kryptografisk værktøj til at verificere integritet. Scriptet demonstrerer</w:t>
+      </w:r>
+      <w:r>
+        <w:t xml:space="preserve"> </w:t>
+      </w:r>
+      <w:r>
+        <w:t>hvordan man kan opdage</w:t>
+      </w:r>
+      <w:r>
+        <w:t xml:space="preserve"> at</w:t>
+      </w:r>
+      <w:r>
+        <w:t xml:space="preserve"> en fil er blevet manipuleret, hvilket er særligt relevant for kritiske systemfiler. Dette er en </w:t>
+      </w:r>
+      <w:proofErr w:type="spellStart"/>
+      <w:r>
         <w:t>detective</w:t>
       </w:r>
       <w:proofErr w:type="spellEnd"/>
       <w:r>
-        <w:rPr>
-          <w:b/>
-          <w:bCs/>
-          <w:i/>
-          <w:iCs/>
-        </w:rPr>
         <w:t>/</w:t>
       </w:r>
       <w:proofErr w:type="spellStart"/>
       <w:r>
-        <w:rPr>
-          <w:b/>
-          <w:bCs/>
-          <w:i/>
-          <w:iCs/>
-        </w:rPr>
         <w:t>preventiv</w:t>
       </w:r>
       <w:proofErr w:type="spellEnd"/>
       <w:r>
-        <w:rPr>
-          <w:b/>
-          <w:bCs/>
-          <w:i/>
-          <w:iCs/>
-        </w:rPr>
         <w:t xml:space="preserve"> foranstaltning</w:t>
       </w:r>
       <w:r>
-        <w:rPr>
-          <w:i/>
-          <w:iCs/>
-        </w:rPr>
-        <w:t xml:space="preserve"> og danner grundlaget for mere avancerede IDS-systemer."</w:t>
+        <w:t>,</w:t>
+      </w:r>
+      <w:r>
+        <w:t xml:space="preserve"> og danner grundlaget for mere avancerede IDS-systemer.</w:t>
       </w:r>
     </w:p>
     <w:p/>
@@ -2795,13 +2851,59 @@
           <w:lang w:val="en-US"/>
         </w:rPr>
       </w:pPr>
-      <w:proofErr w:type="spellStart"/>
-      <w:r>
+    </w:p>
+    <w:p>
+      <w:pPr>
         <w:rPr>
           <w:b/>
           <w:bCs/>
           <w:lang w:val="en-US"/>
         </w:rPr>
+      </w:pPr>
+    </w:p>
+    <w:p>
+      <w:pPr>
+        <w:rPr>
+          <w:b/>
+          <w:bCs/>
+          <w:lang w:val="en-US"/>
+        </w:rPr>
+      </w:pPr>
+    </w:p>
+    <w:p>
+      <w:pPr>
+        <w:rPr>
+          <w:b/>
+          <w:bCs/>
+          <w:lang w:val="en-US"/>
+        </w:rPr>
+      </w:pPr>
+    </w:p>
+    <w:p>
+      <w:pPr>
+        <w:rPr>
+          <w:b/>
+          <w:bCs/>
+          <w:lang w:val="en-US"/>
+        </w:rPr>
+      </w:pPr>
+    </w:p>
+    <w:p>
+      <w:pPr>
+        <w:rPr>
+          <w:b/>
+          <w:bCs/>
+          <w:lang w:val="en-US"/>
+        </w:rPr>
+      </w:pPr>
+      <w:proofErr w:type="spellStart"/>
+      <w:r>
+        <w:rPr>
+          <w:b/>
+          <w:bCs/>
+          <w:lang w:val="en-US"/>
+        </w:rPr>
+        <w:lastRenderedPageBreak/>
         <w:t>Øvelse</w:t>
       </w:r>
       <w:proofErr w:type="spellEnd"/>
@@ -2819,12 +2921,14 @@
         <w:rPr>
           <w:b/>
           <w:bCs/>
-        </w:rPr>
-      </w:pPr>
-      <w:r>
-        <w:rPr>
-          <w:b/>
-          <w:bCs/>
+          <w:lang w:val="en-US"/>
+        </w:rPr>
+      </w:pPr>
+      <w:r>
+        <w:rPr>
+          <w:b/>
+          <w:bCs/>
+          <w:lang w:val="en-US"/>
         </w:rPr>
         <w:t>Script:</w:t>
       </w:r>
@@ -2842,7 +2946,6 @@
           <w:bCs/>
           <w:noProof/>
         </w:rPr>
-        <w:lastRenderedPageBreak/>
         <w:drawing>
           <wp:inline distT="0" distB="0" distL="0" distR="0" wp14:anchorId="26201873" wp14:editId="7A28ED53">
             <wp:extent cx="6120130" cy="3229610"/>
@@ -2959,154 +3062,74 @@
     </w:p>
     <w:p>
       <w:r>
-        <w:rPr>
-          <w:i/>
-          <w:iCs/>
-        </w:rPr>
-        <w:t>"World-</w:t>
-      </w:r>
-      <w:proofErr w:type="spellStart"/>
-      <w:r>
-        <w:rPr>
-          <w:i/>
-          <w:iCs/>
-        </w:rPr>
+        <w:t>World-</w:t>
+      </w:r>
+      <w:proofErr w:type="spellStart"/>
+      <w:r>
         <w:t>writable</w:t>
       </w:r>
       <w:proofErr w:type="spellEnd"/>
       <w:r>
-        <w:rPr>
-          <w:i/>
-          <w:iCs/>
-        </w:rPr>
-        <w:t xml:space="preserve"> filer kan skrives til af alle brugere på systemet — inklusiv potentielle angribere. Det er en alvorlig </w:t>
-      </w:r>
-      <w:r>
-        <w:rPr>
-          <w:b/>
-          <w:bCs/>
-          <w:i/>
-          <w:iCs/>
-        </w:rPr>
-        <w:t>sårbarhed</w:t>
-      </w:r>
-      <w:r>
-        <w:rPr>
-          <w:i/>
-          <w:iCs/>
-        </w:rPr>
-        <w:t xml:space="preserve"> der kan udnyttes til </w:t>
-      </w:r>
-      <w:proofErr w:type="spellStart"/>
-      <w:r>
-        <w:rPr>
-          <w:i/>
-          <w:iCs/>
-        </w:rPr>
+        <w:t xml:space="preserve"> filer kan skrives til af alle brugere på systemet</w:t>
+      </w:r>
+      <w:r>
+        <w:t xml:space="preserve">, </w:t>
+      </w:r>
+      <w:r>
+        <w:t xml:space="preserve">inklusiv potentielle angribere. Det er en alvorlig sårbarhed der kan udnyttes til </w:t>
+      </w:r>
+      <w:proofErr w:type="spellStart"/>
+      <w:r>
         <w:t>privilege</w:t>
       </w:r>
       <w:proofErr w:type="spellEnd"/>
       <w:r>
-        <w:rPr>
-          <w:i/>
-          <w:iCs/>
-        </w:rPr>
         <w:t xml:space="preserve"> </w:t>
       </w:r>
       <w:proofErr w:type="spellStart"/>
       <w:r>
-        <w:rPr>
-          <w:i/>
-          <w:iCs/>
-        </w:rPr>
         <w:t>escalation</w:t>
       </w:r>
       <w:proofErr w:type="spellEnd"/>
       <w:r>
-        <w:rPr>
-          <w:i/>
-          <w:iCs/>
-        </w:rPr>
+        <w:t>,</w:t>
+      </w:r>
+      <w:r>
         <w:t xml:space="preserve"> eller indsættelse af ondsindet kode. Scriptet er en </w:t>
       </w:r>
       <w:proofErr w:type="spellStart"/>
       <w:r>
-        <w:rPr>
-          <w:b/>
-          <w:bCs/>
-          <w:i/>
-          <w:iCs/>
-        </w:rPr>
         <w:t>detective</w:t>
       </w:r>
       <w:proofErr w:type="spellEnd"/>
       <w:r>
-        <w:rPr>
-          <w:b/>
-          <w:bCs/>
-          <w:i/>
-          <w:iCs/>
-        </w:rPr>
         <w:t xml:space="preserve"> foranstaltning</w:t>
       </w:r>
       <w:r>
-        <w:rPr>
-          <w:i/>
-          <w:iCs/>
-        </w:rPr>
-        <w:t xml:space="preserve"> og er direkte relevant for CIA-triadens </w:t>
-      </w:r>
-      <w:r>
-        <w:rPr>
-          <w:b/>
-          <w:bCs/>
-          <w:i/>
-          <w:iCs/>
-        </w:rPr>
-        <w:t>integritet</w:t>
-      </w:r>
-      <w:r>
-        <w:rPr>
-          <w:i/>
-          <w:iCs/>
-        </w:rPr>
-        <w:t xml:space="preserve"> og </w:t>
-      </w:r>
-      <w:r>
-        <w:rPr>
-          <w:b/>
-          <w:bCs/>
-          <w:i/>
-          <w:iCs/>
-        </w:rPr>
-        <w:t xml:space="preserve">OWASP A01 — </w:t>
-      </w:r>
-      <w:proofErr w:type="spellStart"/>
-      <w:r>
-        <w:rPr>
-          <w:b/>
-          <w:bCs/>
-          <w:i/>
-          <w:iCs/>
-        </w:rPr>
+        <w:t>,</w:t>
+      </w:r>
+      <w:r>
+        <w:t xml:space="preserve"> </w:t>
+      </w:r>
+      <w:r>
+        <w:t>og relatere til</w:t>
+      </w:r>
+      <w:r>
+        <w:t xml:space="preserve"> CIA-triadens integritet </w:t>
+      </w:r>
+      <w:r>
+        <w:t>samt</w:t>
+      </w:r>
+      <w:r>
+        <w:t xml:space="preserve"> OWASP A01 </w:t>
+      </w:r>
+      <w:proofErr w:type="spellStart"/>
+      <w:r>
         <w:t>Broken</w:t>
       </w:r>
       <w:proofErr w:type="spellEnd"/>
       <w:r>
-        <w:rPr>
-          <w:b/>
-          <w:bCs/>
-          <w:i/>
-          <w:iCs/>
-        </w:rPr>
-        <w:t xml:space="preserve"> Access Control</w:t>
-      </w:r>
-      <w:r>
-        <w:rPr>
-          <w:i/>
-          <w:iCs/>
-        </w:rPr>
-        <w:t>."</w:t>
+        <w:t xml:space="preserve"> Access Control.</w:t>
       </w:r>
     </w:p>
     <w:p/>
@@ -3117,11 +3140,52 @@
           <w:bCs/>
         </w:rPr>
       </w:pPr>
-      <w:r>
-        <w:rPr>
-          <w:b/>
-          <w:bCs/>
-        </w:rPr>
+    </w:p>
+    <w:p>
+      <w:pPr>
+        <w:rPr>
+          <w:b/>
+          <w:bCs/>
+        </w:rPr>
+      </w:pPr>
+    </w:p>
+    <w:p>
+      <w:pPr>
+        <w:rPr>
+          <w:b/>
+          <w:bCs/>
+        </w:rPr>
+      </w:pPr>
+    </w:p>
+    <w:p>
+      <w:pPr>
+        <w:rPr>
+          <w:b/>
+          <w:bCs/>
+        </w:rPr>
+      </w:pPr>
+    </w:p>
+    <w:p>
+      <w:pPr>
+        <w:rPr>
+          <w:b/>
+          <w:bCs/>
+        </w:rPr>
+      </w:pPr>
+    </w:p>
+    <w:p>
+      <w:pPr>
+        <w:rPr>
+          <w:b/>
+          <w:bCs/>
+        </w:rPr>
+      </w:pPr>
+      <w:r>
+        <w:rPr>
+          <w:b/>
+          <w:bCs/>
+        </w:rPr>
+        <w:lastRenderedPageBreak/>
         <w:t>Øvelse 15 — Subnet-scanner med ping</w:t>
       </w:r>
     </w:p>
@@ -3153,11 +3217,10 @@
           <w:bCs/>
           <w:noProof/>
         </w:rPr>
-        <w:lastRenderedPageBreak/>
         <w:drawing>
-          <wp:inline distT="0" distB="0" distL="0" distR="0" wp14:anchorId="53F8372A" wp14:editId="77D2F477">
-            <wp:extent cx="6120130" cy="3627120"/>
-            <wp:effectExtent l="0" t="0" r="0" b="0"/>
+          <wp:inline distT="0" distB="0" distL="0" distR="0" wp14:anchorId="53F8372A" wp14:editId="2848BAAA">
+            <wp:extent cx="5743575" cy="3403953"/>
+            <wp:effectExtent l="0" t="0" r="0" b="6350"/>
             <wp:docPr id="1750976839" name="Billede 27"/>
             <wp:cNvGraphicFramePr>
               <a:graphicFrameLocks xmlns:a="http://schemas.openxmlformats.org/drawingml/2006/main" noChangeAspect="1"/>
@@ -3184,7 +3247,7 @@
                   <pic:spPr>
                     <a:xfrm>
                       <a:off x="0" y="0"/>
-                      <a:ext cx="6120130" cy="3627120"/>
+                      <a:ext cx="5751481" cy="3408638"/>
                     </a:xfrm>
                     <a:prstGeom prst="rect">
                       <a:avLst/>
@@ -3226,9 +3289,9 @@
           <w:noProof/>
         </w:rPr>
         <w:drawing>
-          <wp:inline distT="0" distB="0" distL="0" distR="0" wp14:anchorId="011772EE" wp14:editId="3A1A5BD5">
-            <wp:extent cx="6120130" cy="3118485"/>
-            <wp:effectExtent l="0" t="0" r="0" b="5715"/>
+          <wp:inline distT="0" distB="0" distL="0" distR="0" wp14:anchorId="011772EE" wp14:editId="4F201BB1">
+            <wp:extent cx="5724525" cy="2916906"/>
+            <wp:effectExtent l="0" t="0" r="0" b="0"/>
             <wp:docPr id="229131856" name="Billede 28"/>
             <wp:cNvGraphicFramePr>
               <a:graphicFrameLocks xmlns:a="http://schemas.openxmlformats.org/drawingml/2006/main" noChangeAspect="1"/>
@@ -3255,7 +3318,7 @@
                   <pic:spPr>
                     <a:xfrm>
                       <a:off x="0" y="0"/>
-                      <a:ext cx="6120130" cy="3118485"/>
+                      <a:ext cx="5731811" cy="2920618"/>
                     </a:xfrm>
                     <a:prstGeom prst="rect">
                       <a:avLst/>
@@ -3270,89 +3333,23 @@
     </w:p>
     <w:p>
       <w:r>
-        <w:rPr>
-          <w:i/>
-          <w:iCs/>
-        </w:rPr>
-        <w:t xml:space="preserve">"Netværkskortlægning er et grundlæggende skridt i både offensiv og defensiv sikkerhed. At kende alle aktive hosts på sit netværk er en </w:t>
-      </w:r>
-      <w:proofErr w:type="spellStart"/>
-      <w:r>
-        <w:rPr>
-          <w:b/>
-          <w:bCs/>
-          <w:i/>
-          <w:iCs/>
-        </w:rPr>
+        <w:t xml:space="preserve">Netværkskortlægning er et grundlæggende skridt i både offensiv og defensiv sikkerhed. At kende alle aktive hosts på sit netværk er en </w:t>
+      </w:r>
+      <w:proofErr w:type="spellStart"/>
+      <w:r>
         <w:t>detective</w:t>
       </w:r>
       <w:proofErr w:type="spellEnd"/>
       <w:r>
-        <w:rPr>
-          <w:b/>
-          <w:bCs/>
-          <w:i/>
-          <w:iCs/>
-        </w:rPr>
-        <w:t xml:space="preserve"> foranstaltning</w:t>
-      </w:r>
-      <w:r>
-        <w:rPr>
-          <w:i/>
-          <w:iCs/>
-        </w:rPr>
-        <w:t xml:space="preserve"> der understøtter </w:t>
-      </w:r>
-      <w:r>
-        <w:rPr>
-          <w:b/>
-          <w:bCs/>
-          <w:i/>
-          <w:iCs/>
-        </w:rPr>
-        <w:t>tilgængelighed</w:t>
-      </w:r>
-      <w:r>
-        <w:rPr>
-          <w:i/>
-          <w:iCs/>
-        </w:rPr>
-        <w:t xml:space="preserve"> i CIA-triaden — ukendte enheder kan være uautoriserede og udgøre en sårbarhed. Scriptet minder om funktionaliteten i </w:t>
-      </w:r>
-      <w:proofErr w:type="spellStart"/>
-      <w:r>
-        <w:rPr>
-          <w:i/>
-          <w:iCs/>
-        </w:rPr>
-        <w:t>nmap</w:t>
-      </w:r>
-      <w:proofErr w:type="spellEnd"/>
-      <w:r>
-        <w:rPr>
-          <w:i/>
-          <w:iCs/>
-        </w:rPr>
-        <w:t xml:space="preserve"> -</w:t>
-      </w:r>
-      <w:proofErr w:type="spellStart"/>
-      <w:r>
-        <w:rPr>
-          <w:i/>
-          <w:iCs/>
-        </w:rPr>
-        <w:t>sn</w:t>
-      </w:r>
-      <w:proofErr w:type="spellEnd"/>
-      <w:r>
-        <w:rPr>
-          <w:i/>
-          <w:iCs/>
-        </w:rPr>
-        <w:t>."</w:t>
-      </w:r>
-    </w:p>
-    <w:p/>
+        <w:t xml:space="preserve"> foranstaltning der understøtter tilgængelighed i CIA-triaden</w:t>
+      </w:r>
+      <w:r>
+        <w:t>,</w:t>
+      </w:r>
+      <w:r>
+        <w:t xml:space="preserve"> ukendte enheder kan være uautoriserede og udgøre en sårbarhed. </w:t>
+      </w:r>
+    </w:p>
     <w:p>
       <w:pPr>
         <w:rPr>
@@ -3398,8 +3395,8 @@
           <w:noProof/>
         </w:rPr>
         <w:drawing>
-          <wp:inline distT="0" distB="0" distL="0" distR="0" wp14:anchorId="15186022" wp14:editId="055368CC">
-            <wp:extent cx="6120130" cy="3946525"/>
+          <wp:inline distT="0" distB="0" distL="0" distR="0" wp14:anchorId="15186022" wp14:editId="392C411E">
+            <wp:extent cx="5243716" cy="3381375"/>
             <wp:effectExtent l="0" t="0" r="0" b="0"/>
             <wp:docPr id="1370839825" name="Billede 29"/>
             <wp:cNvGraphicFramePr>
@@ -3427,7 +3424,7 @@
                   <pic:spPr>
                     <a:xfrm>
                       <a:off x="0" y="0"/>
-                      <a:ext cx="6120130" cy="3946525"/>
+                      <a:ext cx="5251940" cy="3386678"/>
                     </a:xfrm>
                     <a:prstGeom prst="rect">
                       <a:avLst/>
@@ -3469,8 +3466,8 @@
           <w:noProof/>
         </w:rPr>
         <w:drawing>
-          <wp:inline distT="0" distB="0" distL="0" distR="0" wp14:anchorId="6E8739CD" wp14:editId="471FFFC9">
-            <wp:extent cx="6120130" cy="3220720"/>
+          <wp:inline distT="0" distB="0" distL="0" distR="0" wp14:anchorId="6E8739CD" wp14:editId="416C59B5">
+            <wp:extent cx="5295900" cy="2786969"/>
             <wp:effectExtent l="0" t="0" r="0" b="0"/>
             <wp:docPr id="607845767" name="Billede 30"/>
             <wp:cNvGraphicFramePr>
@@ -3498,7 +3495,7 @@
                   <pic:spPr>
                     <a:xfrm>
                       <a:off x="0" y="0"/>
-                      <a:ext cx="6120130" cy="3220720"/>
+                      <a:ext cx="5309299" cy="2794020"/>
                     </a:xfrm>
                     <a:prstGeom prst="rect">
                       <a:avLst/>
@@ -3513,121 +3510,73 @@
     </w:p>
     <w:p>
       <w:r>
-        <w:rPr>
-          <w:i/>
-          <w:iCs/>
+        <w:t>Loganalyse er centralt i det defensive sikkerhedsarbejde. Ved at udtrække og tælle IP-adresser kan man identificere usædvanlig trafikadfærd</w:t>
+      </w:r>
+      <w:r>
+        <w:t>, f.eks.</w:t>
+      </w:r>
+      <w:r>
+        <w:t xml:space="preserve"> en IP der optræder tusindvis af gange, hvilket kan indikere et angreb. Dette er en </w:t>
+      </w:r>
+      <w:proofErr w:type="spellStart"/>
+      <w:r>
+        <w:t>detective</w:t>
+      </w:r>
+      <w:proofErr w:type="spellEnd"/>
+      <w:r>
+        <w:t xml:space="preserve"> foranstaltning </w:t>
+      </w:r>
+      <w:r>
+        <w:t>som</w:t>
+      </w:r>
+      <w:r>
+        <w:t xml:space="preserve"> relaterer til OWASP A09</w:t>
+      </w:r>
+      <w:r>
+        <w:t xml:space="preserve"> </w:t>
+      </w:r>
+      <w:r>
+        <w:t xml:space="preserve">Security </w:t>
+      </w:r>
+      <w:proofErr w:type="spellStart"/>
+      <w:r>
+        <w:t>Logging</w:t>
+      </w:r>
+      <w:proofErr w:type="spellEnd"/>
+      <w:r>
+        <w:t xml:space="preserve"> and </w:t>
+      </w:r>
+      <w:proofErr w:type="spellStart"/>
+      <w:r>
+        <w:t>Alerting</w:t>
+      </w:r>
+      <w:proofErr w:type="spellEnd"/>
+      <w:r>
+        <w:t xml:space="preserve"> </w:t>
+      </w:r>
+      <w:proofErr w:type="spellStart"/>
+      <w:r>
+        <w:t>Failures</w:t>
+      </w:r>
+      <w:proofErr w:type="spellEnd"/>
+      <w:r>
+        <w:t>.</w:t>
+      </w:r>
+    </w:p>
+    <w:p/>
+    <w:p>
+      <w:pPr>
+        <w:rPr>
+          <w:b/>
+          <w:bCs/>
+        </w:rPr>
+      </w:pPr>
+      <w:r>
+        <w:rPr>
+          <w:b/>
+          <w:bCs/>
         </w:rPr>
         <w:lastRenderedPageBreak/>
-        <w:t xml:space="preserve">"Loganalyse er centralt i det defensive sikkerhedsarbejde. Ved at udtrække og tælle IP-adresser kan man identificere usædvanlig trafikadfærd — fx en IP der optræder tusindvis af gange, hvilket kan indikere et angreb. Dette er en </w:t>
-      </w:r>
-      <w:proofErr w:type="spellStart"/>
-      <w:r>
-        <w:rPr>
-          <w:b/>
-          <w:bCs/>
-          <w:i/>
-          <w:iCs/>
-        </w:rPr>
-        <w:t>detective</w:t>
-      </w:r>
-      <w:proofErr w:type="spellEnd"/>
-      <w:r>
-        <w:rPr>
-          <w:b/>
-          <w:bCs/>
-          <w:i/>
-          <w:iCs/>
-        </w:rPr>
-        <w:t xml:space="preserve"> foranstaltning</w:t>
-      </w:r>
-      <w:r>
-        <w:rPr>
-          <w:i/>
-          <w:iCs/>
-        </w:rPr>
-        <w:t xml:space="preserve"> og relaterer til </w:t>
-      </w:r>
-      <w:r>
-        <w:rPr>
-          <w:b/>
-          <w:bCs/>
-          <w:i/>
-          <w:iCs/>
-        </w:rPr>
-        <w:t xml:space="preserve">OWASP A09 — Security </w:t>
-      </w:r>
-      <w:proofErr w:type="spellStart"/>
-      <w:r>
-        <w:rPr>
-          <w:b/>
-          <w:bCs/>
-          <w:i/>
-          <w:iCs/>
-        </w:rPr>
-        <w:t>Logging</w:t>
-      </w:r>
-      <w:proofErr w:type="spellEnd"/>
-      <w:r>
-        <w:rPr>
-          <w:b/>
-          <w:bCs/>
-          <w:i/>
-          <w:iCs/>
-        </w:rPr>
-        <w:t xml:space="preserve"> and </w:t>
-      </w:r>
-      <w:proofErr w:type="spellStart"/>
-      <w:r>
-        <w:rPr>
-          <w:b/>
-          <w:bCs/>
-          <w:i/>
-          <w:iCs/>
-        </w:rPr>
-        <w:t>Alerting</w:t>
-      </w:r>
-      <w:proofErr w:type="spellEnd"/>
-      <w:r>
-        <w:rPr>
-          <w:b/>
-          <w:bCs/>
-          <w:i/>
-          <w:iCs/>
-        </w:rPr>
-        <w:t xml:space="preserve"> </w:t>
-      </w:r>
-      <w:proofErr w:type="spellStart"/>
-      <w:r>
-        <w:rPr>
-          <w:b/>
-          <w:bCs/>
-          <w:i/>
-          <w:iCs/>
-        </w:rPr>
-        <w:t>Failures</w:t>
-      </w:r>
-      <w:proofErr w:type="spellEnd"/>
-      <w:r>
-        <w:rPr>
-          <w:i/>
-          <w:iCs/>
-        </w:rPr>
-        <w:t>."</w:t>
-      </w:r>
-    </w:p>
-    <w:p/>
-    <w:p>
-      <w:pPr>
-        <w:rPr>
-          <w:b/>
-          <w:bCs/>
-        </w:rPr>
-      </w:pPr>
-      <w:r>
-        <w:rPr>
-          <w:b/>
-          <w:bCs/>
-        </w:rPr>
         <w:t>Øvelse 17 — Overvåg og dræb processer</w:t>
       </w:r>
     </w:p>
@@ -3832,81 +3781,35 @@
     </w:p>
     <w:p>
       <w:r>
-        <w:rPr>
-          <w:i/>
-          <w:iCs/>
-        </w:rPr>
-        <w:t xml:space="preserve">"Evnen til at identificere og stoppe mistænkelige processer er en </w:t>
-      </w:r>
-      <w:proofErr w:type="spellStart"/>
-      <w:r>
-        <w:rPr>
-          <w:b/>
-          <w:bCs/>
-          <w:i/>
-          <w:iCs/>
-        </w:rPr>
+        <w:t xml:space="preserve">Evnen til at identificere og stoppe mistænkelige processer er en </w:t>
+      </w:r>
+      <w:proofErr w:type="spellStart"/>
+      <w:r>
         <w:t>corrective</w:t>
       </w:r>
       <w:proofErr w:type="spellEnd"/>
       <w:r>
-        <w:rPr>
-          <w:b/>
-          <w:bCs/>
-          <w:i/>
-          <w:iCs/>
-        </w:rPr>
         <w:t xml:space="preserve"> foranstaltning</w:t>
       </w:r>
       <w:r>
-        <w:rPr>
-          <w:i/>
-          <w:iCs/>
-        </w:rPr>
-        <w:t xml:space="preserve"> — man reagerer aktivt på en opdaget hændelse. I et scenarie med malware der kører som en proces, er dette et konkret eksempel på </w:t>
-      </w:r>
-      <w:proofErr w:type="spellStart"/>
-      <w:r>
-        <w:rPr>
-          <w:b/>
-          <w:bCs/>
-          <w:i/>
-          <w:iCs/>
-        </w:rPr>
+        <w:t xml:space="preserve">, hvor </w:t>
+      </w:r>
+      <w:r>
+        <w:t xml:space="preserve">man reagerer aktivt på en opdaget hændelse. I et scenarie med malware der kører som en proces, er dette et konkret eksempel på </w:t>
+      </w:r>
+      <w:proofErr w:type="spellStart"/>
+      <w:r>
         <w:t>responsiv</w:t>
       </w:r>
       <w:proofErr w:type="spellEnd"/>
       <w:r>
-        <w:rPr>
-          <w:b/>
-          <w:bCs/>
-          <w:i/>
-          <w:iCs/>
-        </w:rPr>
-        <w:t xml:space="preserve"> risikohåndtering</w:t>
-      </w:r>
-      <w:r>
-        <w:rPr>
-          <w:i/>
-          <w:iCs/>
-        </w:rPr>
-        <w:t xml:space="preserve"> og understøtter CIA-triadens </w:t>
-      </w:r>
-      <w:r>
-        <w:rPr>
-          <w:b/>
-          <w:bCs/>
-          <w:i/>
-          <w:iCs/>
-        </w:rPr>
-        <w:t>tilgængelighed</w:t>
-      </w:r>
-      <w:r>
-        <w:rPr>
-          <w:i/>
-          <w:iCs/>
-        </w:rPr>
-        <w:t>."</w:t>
+        <w:t xml:space="preserve"> risikohåndtering </w:t>
+      </w:r>
+      <w:r>
+        <w:t>som</w:t>
+      </w:r>
+      <w:r>
+        <w:t xml:space="preserve"> understøtter CIA-triadens tilgængelighed.</w:t>
       </w:r>
     </w:p>
     <w:p/>
@@ -3970,12 +3873,14 @@
         <w:rPr>
           <w:b/>
           <w:bCs/>
-        </w:rPr>
-      </w:pPr>
-      <w:r>
-        <w:rPr>
-          <w:b/>
-          <w:bCs/>
+          <w:lang w:val="en-US"/>
+        </w:rPr>
+      </w:pPr>
+      <w:r>
+        <w:rPr>
+          <w:b/>
+          <w:bCs/>
+          <w:lang w:val="en-US"/>
         </w:rPr>
         <w:t>Script:</w:t>
       </w:r>
@@ -4038,136 +3943,51 @@
     </w:p>
     <w:p>
       <w:r>
-        <w:rPr>
-          <w:i/>
-          <w:iCs/>
-        </w:rPr>
-        <w:t xml:space="preserve">"SSH </w:t>
-      </w:r>
-      <w:proofErr w:type="spellStart"/>
-      <w:r>
-        <w:rPr>
-          <w:i/>
-          <w:iCs/>
-        </w:rPr>
+        <w:t xml:space="preserve">SSH </w:t>
+      </w:r>
+      <w:proofErr w:type="spellStart"/>
+      <w:r>
         <w:t>authorized_keys</w:t>
       </w:r>
       <w:proofErr w:type="spellEnd"/>
       <w:r>
-        <w:rPr>
-          <w:i/>
-          <w:iCs/>
-        </w:rPr>
-        <w:t xml:space="preserve"> giver passwordfri adgang til et system. Uautoriserede nøgler er en alvorlig </w:t>
-      </w:r>
-      <w:r>
-        <w:rPr>
-          <w:b/>
-          <w:bCs/>
-          <w:i/>
-          <w:iCs/>
-        </w:rPr>
-        <w:t>sårbarhed</w:t>
-      </w:r>
-      <w:r>
-        <w:rPr>
-          <w:i/>
-          <w:iCs/>
-        </w:rPr>
-        <w:t xml:space="preserve"> der kan give en angriber vedvarende adgang — også kaldet </w:t>
-      </w:r>
-      <w:proofErr w:type="spellStart"/>
-      <w:r>
-        <w:rPr>
-          <w:i/>
-          <w:iCs/>
-        </w:rPr>
+        <w:t xml:space="preserve"> giver passwordfri adgang til et system. Uautoriserede nøgler er en alvorlig sårbarhed der kan give en angriber vedvarende adgang </w:t>
+      </w:r>
+      <w:r>
+        <w:t>(</w:t>
+      </w:r>
+      <w:proofErr w:type="spellStart"/>
+      <w:r>
         <w:t>persistence</w:t>
       </w:r>
       <w:proofErr w:type="spellEnd"/>
       <w:r>
-        <w:rPr>
-          <w:i/>
-          <w:iCs/>
-        </w:rPr>
-        <w:t xml:space="preserve">. </w:t>
-      </w:r>
-      <w:r>
-        <w:rPr>
-          <w:i/>
-          <w:iCs/>
-        </w:rPr>
+        <w:t>)</w:t>
+      </w:r>
+      <w:r>
+        <w:t xml:space="preserve">. Scriptet er en </w:t>
+      </w:r>
+      <w:proofErr w:type="spellStart"/>
+      <w:r>
         <w:lastRenderedPageBreak/>
-        <w:t xml:space="preserve">Scriptet er en </w:t>
-      </w:r>
-      <w:proofErr w:type="spellStart"/>
-      <w:r>
-        <w:rPr>
-          <w:b/>
-          <w:bCs/>
-          <w:i/>
-          <w:iCs/>
-        </w:rPr>
         <w:t>detective</w:t>
       </w:r>
       <w:proofErr w:type="spellEnd"/>
       <w:r>
-        <w:rPr>
-          <w:b/>
-          <w:bCs/>
-          <w:i/>
-          <w:iCs/>
-        </w:rPr>
-        <w:t xml:space="preserve"> foranstaltning</w:t>
-      </w:r>
-      <w:r>
-        <w:rPr>
-          <w:i/>
-          <w:iCs/>
-        </w:rPr>
-        <w:t xml:space="preserve"> der understøtter CIA-triadens </w:t>
-      </w:r>
-      <w:r>
-        <w:rPr>
-          <w:b/>
-          <w:bCs/>
-          <w:i/>
-          <w:iCs/>
-        </w:rPr>
-        <w:t>fortrolighed</w:t>
-      </w:r>
-      <w:r>
-        <w:rPr>
-          <w:i/>
-          <w:iCs/>
-        </w:rPr>
-        <w:t xml:space="preserve"> og relaterer til </w:t>
-      </w:r>
-      <w:r>
-        <w:rPr>
-          <w:b/>
-          <w:bCs/>
-          <w:i/>
-          <w:iCs/>
-        </w:rPr>
-        <w:t xml:space="preserve">OWASP A07 — Authentication </w:t>
-      </w:r>
-      <w:proofErr w:type="spellStart"/>
-      <w:r>
-        <w:rPr>
-          <w:b/>
-          <w:bCs/>
-          <w:i/>
-          <w:iCs/>
-        </w:rPr>
+        <w:t xml:space="preserve"> foranstaltning der understøtter CIA-triadens fortrolighed og relaterer til OWASP A07</w:t>
+      </w:r>
+      <w:r>
+        <w:t xml:space="preserve"> </w:t>
+      </w:r>
+      <w:r>
+        <w:t xml:space="preserve">Authentication </w:t>
+      </w:r>
+      <w:proofErr w:type="spellStart"/>
+      <w:r>
         <w:t>Failures</w:t>
       </w:r>
       <w:proofErr w:type="spellEnd"/>
       <w:r>
-        <w:rPr>
-          <w:i/>
-          <w:iCs/>
-        </w:rPr>
         <w:t>."</w:t>
       </w:r>
     </w:p>
@@ -4388,137 +4208,53 @@
     </w:p>
     <w:p>
       <w:r>
-        <w:rPr>
-          <w:i/>
-          <w:iCs/>
-        </w:rPr>
-        <w:t xml:space="preserve">"Overvågning af netværksforbindelser i realtid er en </w:t>
-      </w:r>
-      <w:proofErr w:type="spellStart"/>
-      <w:r>
-        <w:rPr>
-          <w:b/>
-          <w:bCs/>
-          <w:i/>
-          <w:iCs/>
-        </w:rPr>
+        <w:t xml:space="preserve">Overvågning af netværksforbindelser i realtid er en </w:t>
+      </w:r>
+      <w:proofErr w:type="spellStart"/>
+      <w:r>
         <w:t>detective</w:t>
       </w:r>
       <w:proofErr w:type="spellEnd"/>
       <w:r>
-        <w:rPr>
-          <w:b/>
-          <w:bCs/>
-          <w:i/>
-          <w:iCs/>
-        </w:rPr>
-        <w:t xml:space="preserve"> foranstaltning</w:t>
-      </w:r>
-      <w:r>
-        <w:rPr>
-          <w:i/>
-          <w:iCs/>
-        </w:rPr>
-        <w:t xml:space="preserve"> der kan afsløre uautoriseret kommunikation — fx en malware der sender data ud af netværket (data </w:t>
-      </w:r>
-      <w:proofErr w:type="spellStart"/>
-      <w:r>
-        <w:rPr>
-          <w:i/>
-          <w:iCs/>
-        </w:rPr>
+        <w:t xml:space="preserve"> foranstaltning der kan afsløre uautoriseret kommunikation</w:t>
+      </w:r>
+      <w:r>
+        <w:t>, som</w:t>
+      </w:r>
+      <w:r>
+        <w:t xml:space="preserve"> malware der sender data ud af netværket (data </w:t>
+      </w:r>
+      <w:proofErr w:type="spellStart"/>
+      <w:r>
         <w:t>exfiltration</w:t>
       </w:r>
       <w:proofErr w:type="spellEnd"/>
       <w:r>
-        <w:rPr>
-          <w:i/>
-          <w:iCs/>
-        </w:rPr>
-        <w:t xml:space="preserve">). Dette er direkte relevant for CIA-triadens </w:t>
-      </w:r>
-      <w:r>
-        <w:rPr>
-          <w:b/>
-          <w:bCs/>
-          <w:i/>
-          <w:iCs/>
-        </w:rPr>
-        <w:t>fortrolighed</w:t>
-      </w:r>
-      <w:r>
-        <w:rPr>
-          <w:i/>
-          <w:iCs/>
-        </w:rPr>
-        <w:t xml:space="preserve"> og </w:t>
-      </w:r>
-      <w:r>
-        <w:rPr>
-          <w:b/>
-          <w:bCs/>
-          <w:i/>
-          <w:iCs/>
-        </w:rPr>
-        <w:t xml:space="preserve">OWASP A09 — Security </w:t>
-      </w:r>
-      <w:proofErr w:type="spellStart"/>
-      <w:r>
-        <w:rPr>
-          <w:b/>
-          <w:bCs/>
-          <w:i/>
-          <w:iCs/>
-        </w:rPr>
+        <w:t xml:space="preserve">). Dette er direkte relevant for CIA-triadens fortrolighed og OWASP A09 Security </w:t>
+      </w:r>
+      <w:proofErr w:type="spellStart"/>
+      <w:r>
         <w:t>Logging</w:t>
       </w:r>
       <w:proofErr w:type="spellEnd"/>
       <w:r>
-        <w:rPr>
-          <w:b/>
-          <w:bCs/>
-          <w:i/>
-          <w:iCs/>
-        </w:rPr>
         <w:t xml:space="preserve"> and </w:t>
       </w:r>
       <w:proofErr w:type="spellStart"/>
       <w:r>
-        <w:rPr>
-          <w:b/>
-          <w:bCs/>
-          <w:i/>
-          <w:iCs/>
-        </w:rPr>
         <w:t>Alerting</w:t>
       </w:r>
       <w:proofErr w:type="spellEnd"/>
       <w:r>
-        <w:rPr>
-          <w:b/>
-          <w:bCs/>
-          <w:i/>
-          <w:iCs/>
-        </w:rPr>
         <w:t xml:space="preserve"> </w:t>
       </w:r>
       <w:proofErr w:type="spellStart"/>
       <w:r>
-        <w:rPr>
-          <w:b/>
-          <w:bCs/>
-          <w:i/>
-          <w:iCs/>
-        </w:rPr>
         <w:t>Failures</w:t>
       </w:r>
       <w:proofErr w:type="spellEnd"/>
       <w:r>
-        <w:rPr>
-          <w:i/>
-          <w:iCs/>
-        </w:rPr>
-        <w:t>."</w:t>
+        <w:t>.</w:t>
       </w:r>
     </w:p>
     <w:p/>
@@ -4697,187 +4433,84 @@
       </w:r>
     </w:p>
     <w:p>
-      <w:r>
-        <w:rPr>
-          <w:i/>
-          <w:iCs/>
-        </w:rPr>
-        <w:t>"</w:t>
-      </w:r>
-      <w:proofErr w:type="spellStart"/>
-      <w:r>
-        <w:rPr>
-          <w:i/>
-          <w:iCs/>
-        </w:rPr>
+      <w:proofErr w:type="spellStart"/>
+      <w:r>
         <w:t>Setuid</w:t>
       </w:r>
       <w:proofErr w:type="spellEnd"/>
       <w:r>
-        <w:rPr>
-          <w:i/>
-          <w:iCs/>
-        </w:rPr>
-        <w:t xml:space="preserve">-binaries kører med ejerens rettigheder — typisk </w:t>
-      </w:r>
-      <w:proofErr w:type="spellStart"/>
-      <w:r>
-        <w:rPr>
-          <w:i/>
-          <w:iCs/>
-        </w:rPr>
+        <w:t>-binaries kører med ejerens rettigheder</w:t>
+      </w:r>
+      <w:r>
+        <w:t xml:space="preserve"> (</w:t>
+      </w:r>
+      <w:r>
+        <w:t xml:space="preserve">typisk </w:t>
+      </w:r>
+      <w:proofErr w:type="spellStart"/>
+      <w:r>
         <w:t>root</w:t>
       </w:r>
       <w:proofErr w:type="spellEnd"/>
       <w:r>
-        <w:rPr>
-          <w:i/>
-          <w:iCs/>
-        </w:rPr>
-        <w:t xml:space="preserve"> — uanset hvem der kører dem. En sårbar </w:t>
-      </w:r>
-      <w:proofErr w:type="spellStart"/>
-      <w:r>
-        <w:rPr>
-          <w:i/>
-          <w:iCs/>
-        </w:rPr>
+        <w:t xml:space="preserve">), </w:t>
+      </w:r>
+      <w:r>
+        <w:t xml:space="preserve">uanset hvem der kører dem. En sårbar </w:t>
+      </w:r>
+      <w:proofErr w:type="spellStart"/>
+      <w:r>
         <w:t>setuid-binary</w:t>
       </w:r>
       <w:proofErr w:type="spellEnd"/>
       <w:r>
-        <w:rPr>
-          <w:i/>
-          <w:iCs/>
-        </w:rPr>
         <w:t xml:space="preserve"> kan udnyttes til </w:t>
       </w:r>
       <w:proofErr w:type="spellStart"/>
       <w:r>
-        <w:rPr>
-          <w:i/>
-          <w:iCs/>
-        </w:rPr>
         <w:t>privilege</w:t>
       </w:r>
       <w:proofErr w:type="spellEnd"/>
       <w:r>
-        <w:rPr>
-          <w:i/>
-          <w:iCs/>
-        </w:rPr>
         <w:t xml:space="preserve"> </w:t>
       </w:r>
       <w:proofErr w:type="spellStart"/>
       <w:r>
-        <w:rPr>
-          <w:i/>
-          <w:iCs/>
-        </w:rPr>
         <w:t>escalation</w:t>
       </w:r>
       <w:proofErr w:type="spellEnd"/>
       <w:r>
-        <w:rPr>
-          <w:i/>
-          <w:iCs/>
-        </w:rPr>
         <w:t xml:space="preserve">, hvor en angriber opnår </w:t>
       </w:r>
       <w:proofErr w:type="spellStart"/>
       <w:r>
-        <w:rPr>
-          <w:i/>
-          <w:iCs/>
-        </w:rPr>
         <w:t>root</w:t>
       </w:r>
       <w:proofErr w:type="spellEnd"/>
       <w:r>
-        <w:rPr>
-          <w:i/>
-          <w:iCs/>
-        </w:rPr>
         <w:t xml:space="preserve">-adgang. Scriptet er en </w:t>
       </w:r>
       <w:proofErr w:type="spellStart"/>
       <w:r>
-        <w:rPr>
-          <w:b/>
-          <w:bCs/>
-          <w:i/>
-          <w:iCs/>
-        </w:rPr>
         <w:t>detective</w:t>
       </w:r>
       <w:proofErr w:type="spellEnd"/>
       <w:r>
-        <w:rPr>
-          <w:b/>
-          <w:bCs/>
-          <w:i/>
-          <w:iCs/>
-        </w:rPr>
-        <w:t xml:space="preserve"> foranstaltning</w:t>
-      </w:r>
-      <w:r>
-        <w:rPr>
-          <w:i/>
-          <w:iCs/>
-        </w:rPr>
-        <w:t xml:space="preserve"> og er særligt relevant for </w:t>
-      </w:r>
-      <w:r>
-        <w:rPr>
-          <w:b/>
-          <w:bCs/>
-          <w:i/>
-          <w:iCs/>
-        </w:rPr>
-        <w:t xml:space="preserve">OWASP A01 — </w:t>
-      </w:r>
-      <w:proofErr w:type="spellStart"/>
-      <w:r>
-        <w:rPr>
-          <w:b/>
-          <w:bCs/>
-          <w:i/>
-          <w:iCs/>
-        </w:rPr>
+        <w:t xml:space="preserve"> foranstaltning og er særligt relevant for OWASP A01 </w:t>
+      </w:r>
+      <w:proofErr w:type="spellStart"/>
+      <w:r>
         <w:t>Broken</w:t>
       </w:r>
       <w:proofErr w:type="spellEnd"/>
       <w:r>
-        <w:rPr>
-          <w:b/>
-          <w:bCs/>
-          <w:i/>
-          <w:iCs/>
-        </w:rPr>
-        <w:t xml:space="preserve"> Access Control</w:t>
-      </w:r>
-      <w:r>
-        <w:rPr>
-          <w:i/>
-          <w:iCs/>
-        </w:rPr>
-        <w:t xml:space="preserve"> og CIA-triadens </w:t>
-      </w:r>
-      <w:r>
-        <w:rPr>
-          <w:b/>
-          <w:bCs/>
-          <w:i/>
-          <w:iCs/>
-        </w:rPr>
-        <w:t>integritet</w:t>
-      </w:r>
-      <w:r>
-        <w:rPr>
-          <w:i/>
-          <w:iCs/>
-        </w:rPr>
-        <w:t>."</w:t>
+        <w:t xml:space="preserve"> Access Control </w:t>
+      </w:r>
+      <w:r>
+        <w:t>samt</w:t>
+      </w:r>
+      <w:r>
+        <w:t xml:space="preserve"> CIA-triadens integritet.</w:t>
       </w:r>
     </w:p>
     <w:p/>
@@ -5104,57 +4737,60 @@
         </w:rPr>
         <w:t>Skal laves om!!!</w:t>
       </w:r>
-    </w:p>
-    <w:p>
-      <w:r>
-        <w:rPr>
-          <w:i/>
-          <w:iCs/>
-        </w:rPr>
-        <w:t xml:space="preserve">"Keyloggere er et eksempel på malware der truer CIA-triadens </w:t>
-      </w:r>
-      <w:r>
-        <w:rPr>
-          <w:b/>
-          <w:bCs/>
-          <w:i/>
-          <w:iCs/>
-        </w:rPr>
-        <w:t>fortrolighed</w:t>
-      </w:r>
-      <w:r>
-        <w:rPr>
-          <w:i/>
-          <w:iCs/>
-        </w:rPr>
-        <w:t xml:space="preserve"> ved at optage tastetryk og stjæle adgangskoder. Scriptet er udelukkende til uddannelsesmæssig brug i et isoleret VM-miljø og demonstrerer, hvordan angribere kan operere. Modforanstaltningerne er </w:t>
-      </w:r>
-      <w:proofErr w:type="spellStart"/>
-      <w:r>
-        <w:rPr>
-          <w:b/>
-          <w:bCs/>
-          <w:i/>
-          <w:iCs/>
-        </w:rPr>
+      <w:r>
+        <w:rPr>
+          <w:b/>
+          <w:bCs/>
+        </w:rPr>
+        <w:t xml:space="preserve">(blev lavet til Kali </w:t>
+      </w:r>
+      <w:proofErr w:type="spellStart"/>
+      <w:r>
+        <w:rPr>
+          <w:b/>
+          <w:bCs/>
+        </w:rPr>
+        <w:t>Purple</w:t>
+      </w:r>
+      <w:proofErr w:type="spellEnd"/>
+      <w:r>
+        <w:rPr>
+          <w:b/>
+          <w:bCs/>
+        </w:rPr>
+        <w:t xml:space="preserve"> men blev testet i </w:t>
+      </w:r>
+      <w:proofErr w:type="spellStart"/>
+      <w:r>
+        <w:rPr>
+          <w:b/>
+          <w:bCs/>
+        </w:rPr>
+        <w:t>ubuntu</w:t>
+      </w:r>
+      <w:proofErr w:type="spellEnd"/>
+      <w:r>
+        <w:rPr>
+          <w:b/>
+          <w:bCs/>
+        </w:rPr>
+        <w:t>)</w:t>
+      </w:r>
+    </w:p>
+    <w:p>
+      <w:r>
+        <w:t xml:space="preserve">Keyloggere er et eksempel på malware der truer CIA-triadens fortrolighed ved at optage tastetryk og stjæle adgangskoder. Modforanstaltningerne er </w:t>
+      </w:r>
+      <w:proofErr w:type="spellStart"/>
+      <w:r>
         <w:t>preventive</w:t>
       </w:r>
       <w:proofErr w:type="spellEnd"/>
       <w:r>
-        <w:rPr>
-          <w:i/>
-          <w:iCs/>
-        </w:rPr>
-        <w:t>: kryptering, MFA og antivirus der detekterer keyloggere."</w:t>
-      </w:r>
-    </w:p>
-    <w:p>
-      <w:r>
-        <w:pict w14:anchorId="07852BFA">
-          <v:rect id="_x0000_i1051" style="width:0;height:1.5pt" o:hralign="center" o:hrstd="t" o:hr="t" fillcolor="#a0a0a0" stroked="f"/>
-        </w:pict>
-      </w:r>
-    </w:p>
+        <w:t>: kryptering, MFA og antivirus der detekterer keyloggere.</w:t>
+      </w:r>
+    </w:p>
+    <w:p/>
     <w:p>
       <w:pPr>
         <w:rPr>
@@ -5332,118 +4968,141 @@
     </w:p>
     <w:p>
       <w:r>
-        <w:rPr>
-          <w:i/>
-          <w:iCs/>
-        </w:rPr>
-        <w:t xml:space="preserve">"Automatisering af </w:t>
-      </w:r>
-      <w:proofErr w:type="spellStart"/>
-      <w:r>
-        <w:rPr>
-          <w:i/>
-          <w:iCs/>
-        </w:rPr>
+        <w:t xml:space="preserve">Automatisering af </w:t>
+      </w:r>
+      <w:proofErr w:type="spellStart"/>
+      <w:r>
         <w:t>Nmap</w:t>
       </w:r>
       <w:proofErr w:type="spellEnd"/>
       <w:r>
-        <w:rPr>
-          <w:i/>
-          <w:iCs/>
-        </w:rPr>
-        <w:t xml:space="preserve">-scanninger er et eksempel på, hvordan terminalen effektiviserer sikkerhedsarbejdet. Scriptet identificerer åbne porte og tjenester — direkte input til en risikovurdering, hvor åbne porte udgør potentielle </w:t>
-      </w:r>
-      <w:r>
-        <w:rPr>
-          <w:b/>
-          <w:bCs/>
-          <w:i/>
-          <w:iCs/>
-        </w:rPr>
-        <w:t>sårbarheder</w:t>
-      </w:r>
-      <w:r>
-        <w:rPr>
-          <w:i/>
-          <w:iCs/>
-        </w:rPr>
-        <w:t xml:space="preserve">. Det relaterer til </w:t>
-      </w:r>
-      <w:r>
-        <w:rPr>
-          <w:b/>
-          <w:bCs/>
-          <w:i/>
-          <w:iCs/>
-        </w:rPr>
-        <w:t xml:space="preserve">OWASP A02 — Security </w:t>
-      </w:r>
-      <w:proofErr w:type="spellStart"/>
-      <w:r>
-        <w:rPr>
-          <w:b/>
-          <w:bCs/>
-          <w:i/>
-          <w:iCs/>
-        </w:rPr>
+        <w:t>-scanninger er et eksempel på, hvordan terminalen effektiviserer sikkerhedsarbejdet. Scriptet identificerer åbne porte og tjenester</w:t>
+      </w:r>
+      <w:r>
+        <w:t>, som</w:t>
+      </w:r>
+      <w:r>
+        <w:t xml:space="preserve"> udgør potentielle sårbarheder. Det relaterer til OWASP A02 Security </w:t>
+      </w:r>
+      <w:proofErr w:type="spellStart"/>
+      <w:r>
         <w:t>Misconfiguration</w:t>
       </w:r>
       <w:proofErr w:type="spellEnd"/>
       <w:r>
-        <w:rPr>
-          <w:i/>
-          <w:iCs/>
-        </w:rPr>
         <w:t xml:space="preserve"> og er en </w:t>
       </w:r>
       <w:proofErr w:type="spellStart"/>
       <w:r>
-        <w:rPr>
-          <w:b/>
-          <w:bCs/>
-          <w:i/>
-          <w:iCs/>
-        </w:rPr>
         <w:t>detective</w:t>
       </w:r>
       <w:proofErr w:type="spellEnd"/>
       <w:r>
-        <w:rPr>
-          <w:b/>
-          <w:bCs/>
-          <w:i/>
-          <w:iCs/>
-        </w:rPr>
-        <w:t xml:space="preserve"> foranstaltning</w:t>
-      </w:r>
-      <w:r>
-        <w:rPr>
-          <w:i/>
-          <w:iCs/>
-        </w:rPr>
-        <w:t>."</w:t>
-      </w:r>
-    </w:p>
-    <w:p>
-      <w:r>
-        <w:pict w14:anchorId="1AF4B97D">
-          <v:rect id="_x0000_i1052" style="width:0;height:1.5pt" o:hralign="center" o:hrstd="t" o:hr="t" fillcolor="#a0a0a0" stroked="f"/>
-        </w:pict>
-      </w:r>
-    </w:p>
-    <w:p>
-      <w:pPr>
-        <w:rPr>
-          <w:b/>
-          <w:bCs/>
-        </w:rPr>
-      </w:pPr>
-      <w:r>
-        <w:rPr>
-          <w:b/>
-          <w:bCs/>
-        </w:rPr>
+        <w:t xml:space="preserve"> foranstaltning.</w:t>
+      </w:r>
+    </w:p>
+    <w:p/>
+    <w:p>
+      <w:pPr>
+        <w:rPr>
+          <w:b/>
+          <w:bCs/>
+        </w:rPr>
+      </w:pPr>
+    </w:p>
+    <w:p>
+      <w:pPr>
+        <w:rPr>
+          <w:b/>
+          <w:bCs/>
+        </w:rPr>
+      </w:pPr>
+    </w:p>
+    <w:p>
+      <w:pPr>
+        <w:rPr>
+          <w:b/>
+          <w:bCs/>
+        </w:rPr>
+      </w:pPr>
+    </w:p>
+    <w:p>
+      <w:pPr>
+        <w:rPr>
+          <w:b/>
+          <w:bCs/>
+        </w:rPr>
+      </w:pPr>
+    </w:p>
+    <w:p>
+      <w:pPr>
+        <w:rPr>
+          <w:b/>
+          <w:bCs/>
+        </w:rPr>
+      </w:pPr>
+    </w:p>
+    <w:p>
+      <w:pPr>
+        <w:rPr>
+          <w:b/>
+          <w:bCs/>
+        </w:rPr>
+      </w:pPr>
+    </w:p>
+    <w:p>
+      <w:pPr>
+        <w:rPr>
+          <w:b/>
+          <w:bCs/>
+        </w:rPr>
+      </w:pPr>
+    </w:p>
+    <w:p>
+      <w:pPr>
+        <w:rPr>
+          <w:b/>
+          <w:bCs/>
+        </w:rPr>
+      </w:pPr>
+    </w:p>
+    <w:p>
+      <w:pPr>
+        <w:rPr>
+          <w:b/>
+          <w:bCs/>
+        </w:rPr>
+      </w:pPr>
+    </w:p>
+    <w:p>
+      <w:pPr>
+        <w:rPr>
+          <w:b/>
+          <w:bCs/>
+        </w:rPr>
+      </w:pPr>
+    </w:p>
+    <w:p>
+      <w:pPr>
+        <w:rPr>
+          <w:b/>
+          <w:bCs/>
+        </w:rPr>
+      </w:pPr>
+    </w:p>
+    <w:p>
+      <w:pPr>
+        <w:rPr>
+          <w:b/>
+          <w:bCs/>
+        </w:rPr>
+      </w:pPr>
+      <w:r>
+        <w:rPr>
+          <w:b/>
+          <w:bCs/>
+        </w:rPr>
+        <w:lastRenderedPageBreak/>
         <w:t>Øvelse 24 — Overvåg auth.log og send advarsel</w:t>
       </w:r>
     </w:p>
@@ -5475,7 +5134,6 @@
           <w:bCs/>
           <w:noProof/>
         </w:rPr>
-        <w:lastRenderedPageBreak/>
         <w:drawing>
           <wp:inline distT="0" distB="0" distL="0" distR="0" wp14:anchorId="00116FF0" wp14:editId="42DD7D91">
             <wp:extent cx="6120130" cy="4243070"/>
@@ -5640,99 +5298,46 @@
     </w:p>
     <w:p>
       <w:r>
-        <w:rPr>
-          <w:i/>
-          <w:iCs/>
-        </w:rPr>
-        <w:t xml:space="preserve">"Scriptet er et simpelt </w:t>
-      </w:r>
-      <w:r>
-        <w:rPr>
-          <w:b/>
-          <w:bCs/>
-          <w:i/>
-          <w:iCs/>
-        </w:rPr>
-        <w:t>IDS (</w:t>
-      </w:r>
-      <w:proofErr w:type="spellStart"/>
-      <w:r>
-        <w:rPr>
-          <w:b/>
-          <w:bCs/>
-          <w:i/>
-          <w:iCs/>
-        </w:rPr>
+        <w:t>Scriptet er et simpelt IDS (</w:t>
+      </w:r>
+      <w:proofErr w:type="spellStart"/>
+      <w:r>
         <w:t>Intrusion</w:t>
       </w:r>
       <w:proofErr w:type="spellEnd"/>
       <w:r>
-        <w:rPr>
-          <w:b/>
-          <w:bCs/>
-          <w:i/>
-          <w:iCs/>
-        </w:rPr>
         <w:t xml:space="preserve"> </w:t>
       </w:r>
       <w:proofErr w:type="spellStart"/>
       <w:r>
-        <w:rPr>
-          <w:b/>
-          <w:bCs/>
-          <w:i/>
-          <w:iCs/>
-        </w:rPr>
         <w:t>Detection</w:t>
       </w:r>
       <w:proofErr w:type="spellEnd"/>
       <w:r>
-        <w:rPr>
-          <w:b/>
-          <w:bCs/>
-          <w:i/>
-          <w:iCs/>
-        </w:rPr>
-        <w:t xml:space="preserve"> System)</w:t>
-      </w:r>
-      <w:r>
-        <w:rPr>
-          <w:i/>
-          <w:iCs/>
-        </w:rPr>
-        <w:t xml:space="preserve"> der overvåger logfiler i realtid — en </w:t>
-      </w:r>
-      <w:proofErr w:type="spellStart"/>
-      <w:r>
-        <w:rPr>
-          <w:b/>
-          <w:bCs/>
-          <w:i/>
-          <w:iCs/>
-        </w:rPr>
+        <w:t xml:space="preserve"> System) der overvåger logfiler i realtid</w:t>
+      </w:r>
+      <w:r>
+        <w:t>,</w:t>
+      </w:r>
+      <w:r>
+        <w:t xml:space="preserve"> </w:t>
+      </w:r>
+      <w:r>
+        <w:t xml:space="preserve">som er </w:t>
+      </w:r>
+      <w:r>
+        <w:t xml:space="preserve">en </w:t>
+      </w:r>
+      <w:proofErr w:type="spellStart"/>
+      <w:r>
         <w:t>detective</w:t>
       </w:r>
       <w:proofErr w:type="spellEnd"/>
       <w:r>
-        <w:rPr>
-          <w:b/>
-          <w:bCs/>
-          <w:i/>
-          <w:iCs/>
-        </w:rPr>
-        <w:t xml:space="preserve"> foranstaltning</w:t>
-      </w:r>
-      <w:r>
-        <w:rPr>
-          <w:i/>
-          <w:iCs/>
-        </w:rPr>
-        <w:t xml:space="preserve">. </w:t>
-      </w:r>
-      <w:r>
-        <w:rPr>
-          <w:i/>
-          <w:iCs/>
+        <w:t xml:space="preserve"> foranstaltning. </w:t>
+      </w:r>
+      <w:r>
+        <w:rPr>
           <w:lang w:val="en-US"/>
         </w:rPr>
         <w:t xml:space="preserve">Det </w:t>
@@ -5740,8 +5345,6 @@
       <w:proofErr w:type="spellStart"/>
       <w:r>
         <w:rPr>
-          <w:i/>
-          <w:iCs/>
           <w:lang w:val="en-US"/>
         </w:rPr>
         <w:t>relaterer</w:t>
@@ -5749,8 +5352,6 @@
       <w:proofErr w:type="spellEnd"/>
       <w:r>
         <w:rPr>
-          <w:i/>
-          <w:iCs/>
           <w:lang w:val="en-US"/>
         </w:rPr>
         <w:t xml:space="preserve"> </w:t>
@@ -5758,8 +5359,6 @@
       <w:proofErr w:type="spellStart"/>
       <w:r>
         <w:rPr>
-          <w:i/>
-          <w:iCs/>
           <w:lang w:val="en-US"/>
         </w:rPr>
         <w:t>direkte</w:t>
@@ -5767,8 +5366,6 @@
       <w:proofErr w:type="spellEnd"/>
       <w:r>
         <w:rPr>
-          <w:i/>
-          <w:iCs/>
           <w:lang w:val="en-US"/>
         </w:rPr>
         <w:t xml:space="preserve"> </w:t>
@@ -5776,8 +5373,6 @@
       <w:proofErr w:type="spellStart"/>
       <w:r>
         <w:rPr>
-          <w:i/>
-          <w:iCs/>
           <w:lang w:val="en-US"/>
         </w:rPr>
         <w:t>til</w:t>
@@ -5785,120 +5380,70 @@
       <w:proofErr w:type="spellEnd"/>
       <w:r>
         <w:rPr>
-          <w:i/>
-          <w:iCs/>
           <w:lang w:val="en-US"/>
         </w:rPr>
+        <w:t xml:space="preserve"> OWASP A07 Authentication Failures </w:t>
+      </w:r>
+      <w:proofErr w:type="spellStart"/>
+      <w:r>
+        <w:rPr>
+          <w:lang w:val="en-US"/>
+        </w:rPr>
+        <w:t>og</w:t>
+      </w:r>
+      <w:proofErr w:type="spellEnd"/>
+      <w:r>
+        <w:rPr>
+          <w:lang w:val="en-US"/>
+        </w:rPr>
+        <w:t xml:space="preserve"> A09 Security Logging and Alerting Failures. </w:t>
+      </w:r>
+      <w:r>
+        <w:t xml:space="preserve">I en reel situation ville advarslen udløse en </w:t>
+      </w:r>
+      <w:proofErr w:type="spellStart"/>
+      <w:r>
+        <w:t>corrective</w:t>
+      </w:r>
+      <w:proofErr w:type="spellEnd"/>
+      <w:r>
+        <w:t xml:space="preserve"> foranstaltning, </w:t>
+      </w:r>
+      <w:r>
+        <w:t>som f</w:t>
+      </w:r>
+      <w:r>
+        <w:t>.</w:t>
+      </w:r>
+      <w:r>
+        <w:t>ek</w:t>
+      </w:r>
+      <w:r>
+        <w:t>s.</w:t>
+      </w:r>
+      <w:r>
+        <w:t xml:space="preserve"> automatisk blokering af IP-adressen med en firewall</w:t>
+      </w:r>
+      <w:r>
         <w:t xml:space="preserve"> </w:t>
       </w:r>
       <w:r>
-        <w:rPr>
-          <w:b/>
-          <w:bCs/>
-          <w:i/>
-          <w:iCs/>
-          <w:lang w:val="en-US"/>
-        </w:rPr>
-        <w:t>OWASP A07 — Authentication Failures</w:t>
-      </w:r>
-      <w:r>
-        <w:rPr>
-          <w:i/>
-          <w:iCs/>
-          <w:lang w:val="en-US"/>
-        </w:rPr>
-        <w:t xml:space="preserve"> </w:t>
-      </w:r>
-      <w:proofErr w:type="spellStart"/>
-      <w:r>
-        <w:rPr>
-          <w:i/>
-          <w:iCs/>
-          <w:lang w:val="en-US"/>
-        </w:rPr>
-        <w:t>og</w:t>
-      </w:r>
-      <w:proofErr w:type="spellEnd"/>
-      <w:r>
-        <w:rPr>
-          <w:i/>
-          <w:iCs/>
-          <w:lang w:val="en-US"/>
-        </w:rPr>
-        <w:t xml:space="preserve"> </w:t>
-      </w:r>
-      <w:r>
-        <w:rPr>
-          <w:b/>
-          <w:bCs/>
-          <w:i/>
-          <w:iCs/>
-          <w:lang w:val="en-US"/>
-        </w:rPr>
-        <w:t>A09 — Security Logging and Alerting Failures</w:t>
-      </w:r>
-      <w:r>
-        <w:rPr>
-          <w:i/>
-          <w:iCs/>
-          <w:lang w:val="en-US"/>
-        </w:rPr>
-        <w:t xml:space="preserve">. </w:t>
-      </w:r>
-      <w:r>
-        <w:rPr>
-          <w:i/>
-          <w:iCs/>
-        </w:rPr>
-        <w:t xml:space="preserve">I en reel situation ville advarslen udløse en </w:t>
-      </w:r>
-      <w:proofErr w:type="spellStart"/>
-      <w:r>
-        <w:rPr>
-          <w:b/>
-          <w:bCs/>
-          <w:i/>
-          <w:iCs/>
-        </w:rPr>
-        <w:t>corrective</w:t>
-      </w:r>
-      <w:proofErr w:type="spellEnd"/>
-      <w:r>
-        <w:rPr>
-          <w:b/>
-          <w:bCs/>
-          <w:i/>
-          <w:iCs/>
-        </w:rPr>
-        <w:t xml:space="preserve"> foranstaltning</w:t>
-      </w:r>
-      <w:r>
-        <w:rPr>
-          <w:i/>
-          <w:iCs/>
-        </w:rPr>
-        <w:t>, fx automatisk blokering af IP-adressen med en firewall-regel."</w:t>
-      </w:r>
-    </w:p>
-    <w:p>
-      <w:r>
-        <w:pict w14:anchorId="397CB592">
-          <v:rect id="_x0000_i1053" style="width:0;height:1.5pt" o:hralign="center" o:hrstd="t" o:hr="t" fillcolor="#a0a0a0" stroked="f"/>
-        </w:pict>
-      </w:r>
-    </w:p>
-    <w:p>
-      <w:pPr>
-        <w:rPr>
-          <w:b/>
-          <w:bCs/>
-        </w:rPr>
-      </w:pPr>
-      <w:r>
-        <w:rPr>
-          <w:b/>
-          <w:bCs/>
-        </w:rPr>
+        <w:t>regel.</w:t>
+      </w:r>
+    </w:p>
+    <w:p>
+      <w:pPr>
+        <w:rPr>
+          <w:b/>
+          <w:bCs/>
+        </w:rPr>
+      </w:pPr>
+      <w:r>
+        <w:rPr>
+          <w:b/>
+          <w:bCs/>
+        </w:rPr>
+        <w:lastRenderedPageBreak/>
         <w:t>Øvelse 25 — Generer firewall-regler fra whitelist</w:t>
       </w:r>
     </w:p>
@@ -5930,7 +5475,6 @@
           <w:bCs/>
           <w:noProof/>
         </w:rPr>
-        <w:lastRenderedPageBreak/>
         <w:drawing>
           <wp:inline distT="0" distB="0" distL="0" distR="0" wp14:anchorId="5ACA387F" wp14:editId="12D2883B">
             <wp:extent cx="6120130" cy="4369435"/>
@@ -6104,91 +5648,123 @@
     </w:p>
     <w:p>
       <w:r>
-        <w:rPr>
-          <w:i/>
-          <w:iCs/>
-        </w:rPr>
-        <w:t xml:space="preserve">"Firewall-regler baseret på en whitelist er en stærk </w:t>
-      </w:r>
-      <w:proofErr w:type="spellStart"/>
-      <w:r>
-        <w:rPr>
-          <w:b/>
-          <w:bCs/>
-          <w:i/>
-          <w:iCs/>
-        </w:rPr>
+        <w:t xml:space="preserve">Firewall-regler baseret på en whitelist er en stærk </w:t>
+      </w:r>
+      <w:proofErr w:type="spellStart"/>
+      <w:r>
         <w:t>preventiv</w:t>
       </w:r>
       <w:proofErr w:type="spellEnd"/>
       <w:r>
-        <w:rPr>
-          <w:b/>
-          <w:bCs/>
-          <w:i/>
-          <w:iCs/>
-        </w:rPr>
-        <w:t xml:space="preserve"> foranstaltning</w:t>
-      </w:r>
-      <w:r>
-        <w:rPr>
-          <w:i/>
-          <w:iCs/>
-        </w:rPr>
-        <w:t xml:space="preserve"> der implementerer princippet om </w:t>
-      </w:r>
-      <w:r>
-        <w:rPr>
-          <w:b/>
-          <w:bCs/>
-          <w:i/>
-          <w:iCs/>
-        </w:rPr>
-        <w:t>mindste privilegium</w:t>
-      </w:r>
-      <w:r>
-        <w:rPr>
-          <w:i/>
-          <w:iCs/>
-        </w:rPr>
-        <w:t xml:space="preserve"> — kun kendte og godkendte IP-adresser tillades. Scriptet er et eksempel på en </w:t>
-      </w:r>
-      <w:r>
-        <w:rPr>
-          <w:b/>
-          <w:bCs/>
-          <w:i/>
-          <w:iCs/>
-        </w:rPr>
-        <w:t>teknisk/organisatorisk foranstaltning</w:t>
-      </w:r>
-      <w:r>
-        <w:rPr>
-          <w:i/>
-          <w:iCs/>
-        </w:rPr>
-        <w:t xml:space="preserve"> og understøtter alle tre elementer i CIA-triaden ved at begrænse angrebsfladen."</w:t>
-      </w:r>
-    </w:p>
-    <w:p>
-      <w:r>
-        <w:pict w14:anchorId="004E6E9F">
-          <v:rect id="_x0000_i1054" style="width:0;height:1.5pt" o:hralign="center" o:hrstd="t" o:hr="t" fillcolor="#a0a0a0" stroked="f"/>
-        </w:pict>
-      </w:r>
-    </w:p>
-    <w:p>
-      <w:pPr>
-        <w:rPr>
-          <w:b/>
-          <w:bCs/>
-        </w:rPr>
-      </w:pPr>
-      <w:r>
-        <w:rPr>
-          <w:b/>
-          <w:bCs/>
-        </w:rPr>
+        <w:t xml:space="preserve"> foranstaltning der implementerer princippet om mindste privilegium</w:t>
+      </w:r>
+      <w:r>
+        <w:t xml:space="preserve">, hvor </w:t>
+      </w:r>
+      <w:r>
+        <w:t>kun kendte og godkendte IP-adresser tillades. Scriptet er et eksempel på en teknisk/organisatorisk foranstaltning</w:t>
+      </w:r>
+      <w:r>
+        <w:t>,</w:t>
+      </w:r>
+      <w:r>
+        <w:t xml:space="preserve"> og understøtter alle tre elementer i CIA-triaden ved at begrænse angrebsfladen.</w:t>
+      </w:r>
+    </w:p>
+    <w:p/>
+    <w:p>
+      <w:pPr>
+        <w:rPr>
+          <w:b/>
+          <w:bCs/>
+        </w:rPr>
+      </w:pPr>
+    </w:p>
+    <w:p>
+      <w:pPr>
+        <w:rPr>
+          <w:b/>
+          <w:bCs/>
+        </w:rPr>
+      </w:pPr>
+    </w:p>
+    <w:p>
+      <w:pPr>
+        <w:rPr>
+          <w:b/>
+          <w:bCs/>
+        </w:rPr>
+      </w:pPr>
+    </w:p>
+    <w:p>
+      <w:pPr>
+        <w:rPr>
+          <w:b/>
+          <w:bCs/>
+        </w:rPr>
+      </w:pPr>
+    </w:p>
+    <w:p>
+      <w:pPr>
+        <w:rPr>
+          <w:b/>
+          <w:bCs/>
+        </w:rPr>
+      </w:pPr>
+    </w:p>
+    <w:p>
+      <w:pPr>
+        <w:rPr>
+          <w:b/>
+          <w:bCs/>
+        </w:rPr>
+      </w:pPr>
+    </w:p>
+    <w:p>
+      <w:pPr>
+        <w:rPr>
+          <w:b/>
+          <w:bCs/>
+        </w:rPr>
+      </w:pPr>
+    </w:p>
+    <w:p>
+      <w:pPr>
+        <w:rPr>
+          <w:b/>
+          <w:bCs/>
+        </w:rPr>
+      </w:pPr>
+    </w:p>
+    <w:p>
+      <w:pPr>
+        <w:rPr>
+          <w:b/>
+          <w:bCs/>
+        </w:rPr>
+      </w:pPr>
+    </w:p>
+    <w:p>
+      <w:pPr>
+        <w:rPr>
+          <w:b/>
+          <w:bCs/>
+        </w:rPr>
+      </w:pPr>
+    </w:p>
+    <w:p>
+      <w:pPr>
+        <w:rPr>
+          <w:b/>
+          <w:bCs/>
+        </w:rPr>
+      </w:pPr>
+      <w:r>
+        <w:rPr>
+          <w:b/>
+          <w:bCs/>
+        </w:rPr>
+        <w:lastRenderedPageBreak/>
         <w:t>Øvelse 26 — Analyser Apache-logs for SQL-</w:t>
       </w:r>
       <w:proofErr w:type="spellStart"/>
@@ -6229,7 +5805,6 @@
           <w:bCs/>
           <w:noProof/>
         </w:rPr>
-        <w:lastRenderedPageBreak/>
         <w:drawing>
           <wp:inline distT="0" distB="0" distL="0" distR="0" wp14:anchorId="5D9FE391" wp14:editId="7BF89201">
             <wp:extent cx="6120130" cy="4124960"/>
@@ -6362,152 +5937,88 @@
     </w:p>
     <w:p>
       <w:r>
-        <w:rPr>
-          <w:i/>
-          <w:iCs/>
-        </w:rPr>
-        <w:t>"SQL-</w:t>
-      </w:r>
-      <w:proofErr w:type="spellStart"/>
-      <w:r>
-        <w:rPr>
-          <w:i/>
-          <w:iCs/>
-        </w:rPr>
+        <w:lastRenderedPageBreak/>
+        <w:t>SQL-</w:t>
+      </w:r>
+      <w:proofErr w:type="spellStart"/>
+      <w:r>
         <w:t>injection</w:t>
       </w:r>
       <w:proofErr w:type="spellEnd"/>
       <w:r>
-        <w:rPr>
-          <w:i/>
-          <w:iCs/>
-        </w:rPr>
-        <w:t xml:space="preserve"> er en af de mest klassiske webapplikationssårbarheder og er relateret til </w:t>
-      </w:r>
-      <w:r>
-        <w:rPr>
-          <w:b/>
-          <w:bCs/>
-          <w:i/>
-          <w:iCs/>
-        </w:rPr>
-        <w:t xml:space="preserve">OWASP A03 — </w:t>
-      </w:r>
-      <w:proofErr w:type="spellStart"/>
-      <w:r>
-        <w:rPr>
-          <w:b/>
-          <w:bCs/>
-          <w:i/>
-          <w:iCs/>
-        </w:rPr>
+        <w:t xml:space="preserve"> er en af de mest klassiske webapplikationssårbarheder og er relateret til OWASP A05 </w:t>
+      </w:r>
+      <w:proofErr w:type="spellStart"/>
+      <w:r>
         <w:t>Injection</w:t>
       </w:r>
       <w:proofErr w:type="spellEnd"/>
       <w:r>
-        <w:rPr>
-          <w:i/>
-          <w:iCs/>
-        </w:rPr>
-        <w:t xml:space="preserve"> (2021) / </w:t>
-      </w:r>
-      <w:r>
-        <w:rPr>
-          <w:b/>
-          <w:bCs/>
-          <w:i/>
-          <w:iCs/>
-        </w:rPr>
-        <w:t xml:space="preserve">A05 — </w:t>
-      </w:r>
-      <w:proofErr w:type="spellStart"/>
-      <w:r>
-        <w:rPr>
-          <w:b/>
-          <w:bCs/>
-          <w:i/>
-          <w:iCs/>
-        </w:rPr>
+        <w:t xml:space="preserve"> (</w:t>
+      </w:r>
+      <w:r>
+        <w:t xml:space="preserve">var </w:t>
+      </w:r>
+      <w:r>
+        <w:t xml:space="preserve">A03 </w:t>
+      </w:r>
+      <w:proofErr w:type="spellStart"/>
+      <w:r>
         <w:t>Injection</w:t>
       </w:r>
       <w:proofErr w:type="spellEnd"/>
       <w:r>
-        <w:rPr>
-          <w:i/>
-          <w:iCs/>
-        </w:rPr>
-        <w:t xml:space="preserve"> (2025). Scriptet demonstrerer, hvordan </w:t>
-      </w:r>
-      <w:r>
-        <w:rPr>
-          <w:i/>
-          <w:iCs/>
-        </w:rPr>
-        <w:lastRenderedPageBreak/>
-        <w:t xml:space="preserve">loganalyse kan afsløre angrebsforsøg — en </w:t>
-      </w:r>
-      <w:proofErr w:type="spellStart"/>
-      <w:r>
-        <w:rPr>
-          <w:b/>
-          <w:bCs/>
-          <w:i/>
-          <w:iCs/>
-        </w:rPr>
-        <w:t>detective</w:t>
-      </w:r>
-      <w:proofErr w:type="spellEnd"/>
-      <w:r>
-        <w:rPr>
-          <w:b/>
-          <w:bCs/>
-          <w:i/>
-          <w:iCs/>
-        </w:rPr>
+        <w:t xml:space="preserve"> </w:t>
+      </w:r>
+      <w:r>
+        <w:t xml:space="preserve">i </w:t>
+      </w:r>
+      <w:r>
+        <w:t>2021</w:t>
+      </w:r>
+      <w:r>
+        <w:t>). Scriptet demonstrerer, hvordan</w:t>
+      </w:r>
+      <w:r>
+        <w:t xml:space="preserve"> en</w:t>
+      </w:r>
+      <w:r>
+        <w:t xml:space="preserve"> loganalyse kan afsløre</w:t>
+      </w:r>
+      <w:r>
+        <w:t xml:space="preserve"> et</w:t>
+      </w:r>
+      <w:r>
+        <w:t xml:space="preserve"> angrebsforsøg</w:t>
+      </w:r>
+      <w:r>
+        <w:t>. Kan k</w:t>
+      </w:r>
+      <w:r>
+        <w:t xml:space="preserve">ombineret med en WAF (Web Application Firewall) som </w:t>
+      </w:r>
+      <w:proofErr w:type="spellStart"/>
+      <w:r>
+        <w:t>preventiv</w:t>
+      </w:r>
+      <w:proofErr w:type="spellEnd"/>
+      <w:r>
         <w:t xml:space="preserve"> foranstaltning</w:t>
       </w:r>
       <w:r>
-        <w:rPr>
-          <w:i/>
-          <w:iCs/>
-        </w:rPr>
-        <w:t xml:space="preserve">. Kombineret med en WAF (Web Application Firewall) som </w:t>
-      </w:r>
-      <w:proofErr w:type="spellStart"/>
-      <w:r>
-        <w:rPr>
-          <w:b/>
-          <w:bCs/>
-          <w:i/>
-          <w:iCs/>
-        </w:rPr>
-        <w:t>preventiv</w:t>
-      </w:r>
-      <w:proofErr w:type="spellEnd"/>
-      <w:r>
-        <w:rPr>
-          <w:b/>
-          <w:bCs/>
-          <w:i/>
-          <w:iCs/>
-        </w:rPr>
-        <w:t xml:space="preserve"> foranstaltning</w:t>
-      </w:r>
-      <w:r>
-        <w:rPr>
-          <w:i/>
-          <w:iCs/>
-        </w:rPr>
-        <w:t xml:space="preserve"> reduceres risikoen markant."</w:t>
-      </w:r>
-    </w:p>
-    <w:p>
-      <w:r>
-        <w:pict w14:anchorId="5BF66F4D">
-          <v:rect id="_x0000_i1055" style="width:0;height:1.5pt" o:hralign="center" o:hrstd="t" o:hr="t" fillcolor="#a0a0a0" stroked="f"/>
-        </w:pict>
-      </w:r>
-    </w:p>
+        <w:t>,</w:t>
+      </w:r>
+      <w:r>
+        <w:t xml:space="preserve"> </w:t>
+      </w:r>
+      <w:r>
+        <w:t xml:space="preserve">for at </w:t>
+      </w:r>
+      <w:r>
+        <w:t>reducere risikoen markant.</w:t>
+      </w:r>
+    </w:p>
+    <w:p/>
     <w:p>
       <w:pPr>
         <w:rPr>
@@ -6684,112 +6195,47 @@
     </w:p>
     <w:p>
       <w:r>
-        <w:rPr>
-          <w:i/>
-          <w:iCs/>
-        </w:rPr>
-        <w:t>"/</w:t>
-      </w:r>
-      <w:proofErr w:type="spellStart"/>
-      <w:r>
-        <w:rPr>
-          <w:i/>
-          <w:iCs/>
-        </w:rPr>
+        <w:lastRenderedPageBreak/>
+        <w:t>/</w:t>
+      </w:r>
+      <w:proofErr w:type="spellStart"/>
+      <w:r>
         <w:t>etc</w:t>
       </w:r>
       <w:proofErr w:type="spellEnd"/>
       <w:r>
-        <w:rPr>
-          <w:i/>
-          <w:iCs/>
-        </w:rPr>
         <w:t>/</w:t>
       </w:r>
       <w:proofErr w:type="spellStart"/>
       <w:r>
-        <w:rPr>
-          <w:i/>
-          <w:iCs/>
-        </w:rPr>
         <w:t>shadow</w:t>
       </w:r>
       <w:proofErr w:type="spellEnd"/>
       <w:r>
-        <w:rPr>
-          <w:i/>
-          <w:iCs/>
-        </w:rPr>
-        <w:t xml:space="preserve"> indeholder systemets krypterede adgangskoder og er en af de mest følsomme filer på et Linux-system. Forkerte rettigheder udgør en kritisk </w:t>
-      </w:r>
-      <w:r>
-        <w:rPr>
-          <w:b/>
-          <w:bCs/>
-          <w:i/>
-          <w:iCs/>
-        </w:rPr>
-        <w:t>sårbarhed</w:t>
-      </w:r>
-      <w:r>
-        <w:rPr>
-          <w:i/>
-          <w:iCs/>
-        </w:rPr>
-        <w:t xml:space="preserve"> der truer CIA-triadens </w:t>
-      </w:r>
-      <w:r>
-        <w:rPr>
-          <w:b/>
-          <w:bCs/>
-          <w:i/>
-          <w:iCs/>
-        </w:rPr>
-        <w:lastRenderedPageBreak/>
-        <w:t>fortrolighed</w:t>
-      </w:r>
-      <w:r>
-        <w:rPr>
-          <w:i/>
-          <w:iCs/>
-        </w:rPr>
-        <w:t xml:space="preserve">. Scriptet er en </w:t>
-      </w:r>
-      <w:proofErr w:type="spellStart"/>
-      <w:r>
-        <w:rPr>
-          <w:b/>
-          <w:bCs/>
-          <w:i/>
-          <w:iCs/>
-        </w:rPr>
+        <w:t xml:space="preserve"> indeholder systemets krypterede adgangskoder</w:t>
+      </w:r>
+      <w:r>
+        <w:t>,</w:t>
+      </w:r>
+      <w:r>
+        <w:t xml:space="preserve"> og er en af de mest følsomme filer på et Linux-system. Forkerte rettigheder udgør en kritisk sårbarhed</w:t>
+      </w:r>
+      <w:r>
+        <w:t>,</w:t>
+      </w:r>
+      <w:r>
+        <w:t xml:space="preserve"> der truer CIA-triadens fortrolighed. Scriptet er en </w:t>
+      </w:r>
+      <w:proofErr w:type="spellStart"/>
+      <w:r>
         <w:t>detective</w:t>
       </w:r>
       <w:proofErr w:type="spellEnd"/>
       <w:r>
-        <w:rPr>
-          <w:b/>
-          <w:bCs/>
-          <w:i/>
-          <w:iCs/>
-        </w:rPr>
-        <w:t>/evaluerende foranstaltning</w:t>
-      </w:r>
-      <w:r>
-        <w:rPr>
-          <w:i/>
-          <w:iCs/>
-        </w:rPr>
-        <w:t xml:space="preserve"> der løbende verificerer, at kritiske filers integritet er intakt."</w:t>
-      </w:r>
-    </w:p>
-    <w:p>
-      <w:r>
-        <w:pict w14:anchorId="1818B6E4">
-          <v:rect id="_x0000_i1056" style="width:0;height:1.5pt" o:hralign="center" o:hrstd="t" o:hr="t" fillcolor="#a0a0a0" stroked="f"/>
-        </w:pict>
-      </w:r>
-    </w:p>
+        <w:t>/evaluerende foranstaltning der løbende verificerer, at kritiske filers integritet er intakt.</w:t>
+      </w:r>
+    </w:p>
+    <w:p/>
     <w:p>
       <w:pPr>
         <w:rPr>
@@ -6834,8 +6280,8 @@
           <w:noProof/>
         </w:rPr>
         <w:drawing>
-          <wp:inline distT="0" distB="0" distL="0" distR="0" wp14:anchorId="60D17F0B" wp14:editId="0710068E">
-            <wp:extent cx="6120130" cy="3909060"/>
+          <wp:inline distT="0" distB="0" distL="0" distR="0" wp14:anchorId="60D17F0B" wp14:editId="021E3C36">
+            <wp:extent cx="5667375" cy="3619875"/>
             <wp:effectExtent l="0" t="0" r="0" b="0"/>
             <wp:docPr id="575502010" name="Billede 56"/>
             <wp:cNvGraphicFramePr>
@@ -6863,7 +6309,7 @@
                   <pic:spPr>
                     <a:xfrm>
                       <a:off x="0" y="0"/>
-                      <a:ext cx="6120130" cy="3909060"/>
+                      <a:ext cx="5689132" cy="3633771"/>
                     </a:xfrm>
                     <a:prstGeom prst="rect">
                       <a:avLst/>
@@ -6891,9 +6337,9 @@
         </w:rPr>
         <w:lastRenderedPageBreak/>
         <w:drawing>
-          <wp:inline distT="0" distB="0" distL="0" distR="0" wp14:anchorId="3C14D396" wp14:editId="4314545A">
-            <wp:extent cx="6120130" cy="4893945"/>
-            <wp:effectExtent l="0" t="0" r="0" b="1905"/>
+          <wp:inline distT="0" distB="0" distL="0" distR="0" wp14:anchorId="3C14D396" wp14:editId="5E3DE77B">
+            <wp:extent cx="4955185" cy="3962400"/>
+            <wp:effectExtent l="0" t="0" r="0" b="0"/>
             <wp:docPr id="1312242617" name="Billede 57"/>
             <wp:cNvGraphicFramePr>
               <a:graphicFrameLocks xmlns:a="http://schemas.openxmlformats.org/drawingml/2006/main" noChangeAspect="1"/>
@@ -6920,7 +6366,7 @@
                   <pic:spPr>
                     <a:xfrm>
                       <a:off x="0" y="0"/>
-                      <a:ext cx="6120130" cy="4893945"/>
+                      <a:ext cx="4964768" cy="3970063"/>
                     </a:xfrm>
                     <a:prstGeom prst="rect">
                       <a:avLst/>
@@ -6998,148 +6444,46 @@
     </w:p>
     <w:p>
       <w:r>
-        <w:rPr>
-          <w:i/>
-          <w:iCs/>
+        <w:t xml:space="preserve">Dette script implementerer et grundlæggende File </w:t>
+      </w:r>
+      <w:proofErr w:type="spellStart"/>
+      <w:r>
+        <w:t>Integrity</w:t>
+      </w:r>
+      <w:proofErr w:type="spellEnd"/>
+      <w:r>
+        <w:t xml:space="preserve"> </w:t>
+      </w:r>
+      <w:proofErr w:type="spellStart"/>
+      <w:r>
+        <w:t>Monitoring</w:t>
+      </w:r>
+      <w:proofErr w:type="spellEnd"/>
+      <w:r>
+        <w:t xml:space="preserve"> (FIM) system</w:t>
+      </w:r>
+      <w:r>
+        <w:t xml:space="preserve">, med </w:t>
+      </w:r>
+      <w:r>
+        <w:t xml:space="preserve">samme princip som professionelle IDS-værktøjer som AIDE og Tripwire bygger på. Det er en </w:t>
+      </w:r>
+      <w:proofErr w:type="spellStart"/>
+      <w:r>
+        <w:t>detective</w:t>
+      </w:r>
+      <w:proofErr w:type="spellEnd"/>
+      <w:r>
+        <w:t xml:space="preserve"> foranstaltning der beskytter CIA-triadens integritet ved at opdage uautoriserede filændringer. </w:t>
+      </w:r>
+    </w:p>
+    <w:p>
+      <w:r>
+        <w:rPr>
+          <w:b/>
+          <w:bCs/>
         </w:rPr>
         <w:lastRenderedPageBreak/>
-        <w:t xml:space="preserve">"Dette script implementerer et grundlæggende </w:t>
-      </w:r>
-      <w:r>
-        <w:rPr>
-          <w:b/>
-          <w:bCs/>
-          <w:i/>
-          <w:iCs/>
-        </w:rPr>
-        <w:t xml:space="preserve">File </w:t>
-      </w:r>
-      <w:proofErr w:type="spellStart"/>
-      <w:r>
-        <w:rPr>
-          <w:b/>
-          <w:bCs/>
-          <w:i/>
-          <w:iCs/>
-        </w:rPr>
-        <w:t>Integrity</w:t>
-      </w:r>
-      <w:proofErr w:type="spellEnd"/>
-      <w:r>
-        <w:rPr>
-          <w:b/>
-          <w:bCs/>
-          <w:i/>
-          <w:iCs/>
-        </w:rPr>
-        <w:t xml:space="preserve"> </w:t>
-      </w:r>
-      <w:proofErr w:type="spellStart"/>
-      <w:r>
-        <w:rPr>
-          <w:b/>
-          <w:bCs/>
-          <w:i/>
-          <w:iCs/>
-        </w:rPr>
-        <w:t>Monitoring</w:t>
-      </w:r>
-      <w:proofErr w:type="spellEnd"/>
-      <w:r>
-        <w:rPr>
-          <w:b/>
-          <w:bCs/>
-          <w:i/>
-          <w:iCs/>
-        </w:rPr>
-        <w:t xml:space="preserve"> (FIM)</w:t>
-      </w:r>
-      <w:r>
-        <w:rPr>
-          <w:i/>
-          <w:iCs/>
-        </w:rPr>
-        <w:t xml:space="preserve"> system — samme princip som professionelle IDS-værktøjer som AIDE og Tripwire bygger på. Det er en </w:t>
-      </w:r>
-      <w:proofErr w:type="spellStart"/>
-      <w:r>
-        <w:rPr>
-          <w:b/>
-          <w:bCs/>
-          <w:i/>
-          <w:iCs/>
-        </w:rPr>
-        <w:t>detective</w:t>
-      </w:r>
-      <w:proofErr w:type="spellEnd"/>
-      <w:r>
-        <w:rPr>
-          <w:b/>
-          <w:bCs/>
-          <w:i/>
-          <w:iCs/>
-        </w:rPr>
-        <w:t xml:space="preserve"> foranstaltning</w:t>
-      </w:r>
-      <w:r>
-        <w:rPr>
-          <w:i/>
-          <w:iCs/>
-        </w:rPr>
-        <w:t xml:space="preserve"> der beskytter CIA-triadens </w:t>
-      </w:r>
-      <w:r>
-        <w:rPr>
-          <w:b/>
-          <w:bCs/>
-          <w:i/>
-          <w:iCs/>
-        </w:rPr>
-        <w:t>integritet</w:t>
-      </w:r>
-      <w:r>
-        <w:rPr>
-          <w:i/>
-          <w:iCs/>
-        </w:rPr>
-        <w:t xml:space="preserve"> ved at opdage uautoriserede filændringer. I en risikovurdering reducerer det </w:t>
-      </w:r>
-      <w:r>
-        <w:rPr>
-          <w:b/>
-          <w:bCs/>
-          <w:i/>
-          <w:iCs/>
-        </w:rPr>
-        <w:t>sårbarhedsfaktoren</w:t>
-      </w:r>
-      <w:r>
-        <w:rPr>
-          <w:i/>
-          <w:iCs/>
-        </w:rPr>
-        <w:t xml:space="preserve"> ved at sikre tidlig opdagelse."</w:t>
-      </w:r>
-    </w:p>
-    <w:p>
-      <w:r>
-        <w:pict w14:anchorId="072D097F">
-          <v:rect id="_x0000_i1057" style="width:0;height:1.5pt" o:hralign="center" o:hrstd="t" o:hr="t" fillcolor="#a0a0a0" stroked="f"/>
-        </w:pict>
-      </w:r>
-    </w:p>
-    <w:p>
-      <w:pPr>
-        <w:rPr>
-          <w:b/>
-          <w:bCs/>
-        </w:rPr>
-      </w:pPr>
-      <w:r>
-        <w:rPr>
-          <w:b/>
-          <w:bCs/>
-        </w:rPr>
         <w:t>Øvelse 29 — Honeyfiles med adgangslogning</w:t>
       </w:r>
     </w:p>
@@ -7172,9 +6516,9 @@
           <w:noProof/>
         </w:rPr>
         <w:drawing>
-          <wp:inline distT="0" distB="0" distL="0" distR="0" wp14:anchorId="2470777B" wp14:editId="740798C1">
-            <wp:extent cx="6120130" cy="4034790"/>
-            <wp:effectExtent l="0" t="0" r="0" b="3810"/>
+          <wp:inline distT="0" distB="0" distL="0" distR="0" wp14:anchorId="2470777B" wp14:editId="2A4A2B99">
+            <wp:extent cx="5391150" cy="3554199"/>
+            <wp:effectExtent l="0" t="0" r="0" b="8255"/>
             <wp:docPr id="1683751170" name="Billede 59"/>
             <wp:cNvGraphicFramePr>
               <a:graphicFrameLocks xmlns:a="http://schemas.openxmlformats.org/drawingml/2006/main" noChangeAspect="1"/>
@@ -7201,7 +6545,7 @@
                   <pic:spPr>
                     <a:xfrm>
                       <a:off x="0" y="0"/>
-                      <a:ext cx="6120130" cy="4034790"/>
+                      <a:ext cx="5401128" cy="3560777"/>
                     </a:xfrm>
                     <a:prstGeom prst="rect">
                       <a:avLst/>
@@ -7227,11 +6571,10 @@
           <w:bCs/>
           <w:noProof/>
         </w:rPr>
-        <w:lastRenderedPageBreak/>
         <w:drawing>
-          <wp:inline distT="0" distB="0" distL="0" distR="0" wp14:anchorId="2C611C5A" wp14:editId="2902AAE5">
-            <wp:extent cx="6120130" cy="2712720"/>
-            <wp:effectExtent l="0" t="0" r="0" b="0"/>
+          <wp:inline distT="0" distB="0" distL="0" distR="0" wp14:anchorId="2C611C5A" wp14:editId="03B30C93">
+            <wp:extent cx="5410200" cy="2398047"/>
+            <wp:effectExtent l="0" t="0" r="0" b="2540"/>
             <wp:docPr id="1985240408" name="Billede 60"/>
             <wp:cNvGraphicFramePr>
               <a:graphicFrameLocks xmlns:a="http://schemas.openxmlformats.org/drawingml/2006/main" noChangeAspect="1"/>
@@ -7258,7 +6601,7 @@
                   <pic:spPr>
                     <a:xfrm>
                       <a:off x="0" y="0"/>
-                      <a:ext cx="6120130" cy="2712720"/>
+                      <a:ext cx="5416804" cy="2400974"/>
                     </a:xfrm>
                     <a:prstGeom prst="rect">
                       <a:avLst/>
@@ -7296,59 +6639,48 @@
     </w:p>
     <w:p>
       <w:r>
-        <w:rPr>
-          <w:i/>
-          <w:iCs/>
-        </w:rPr>
-        <w:t xml:space="preserve">"Honeyfiles er falske filer designet til at tiltrække angribere. Adgang til en honeyfile er et stærkt signal om uautoriseret aktivitet, da legitime brugere aldrig bør tilgå dem. Det er en </w:t>
-      </w:r>
-      <w:proofErr w:type="spellStart"/>
-      <w:r>
-        <w:rPr>
-          <w:b/>
-          <w:bCs/>
-          <w:i/>
-          <w:iCs/>
-        </w:rPr>
-        <w:t>detective</w:t>
-      </w:r>
-      <w:proofErr w:type="spellEnd"/>
-      <w:r>
-        <w:rPr>
-          <w:b/>
-          <w:bCs/>
-          <w:i/>
-          <w:iCs/>
-        </w:rPr>
-        <w:t xml:space="preserve"> foranstaltning</w:t>
-      </w:r>
-      <w:r>
-        <w:rPr>
-          <w:i/>
-          <w:iCs/>
-        </w:rPr>
-        <w:t xml:space="preserve"> der giver tidlig varsling om et igangværende angreb — et koncept der bruges i professionelle honeypot-systemer til at kortlægge angribernes metoder."</w:t>
-      </w:r>
-    </w:p>
-    <w:p>
-      <w:r>
-        <w:pict w14:anchorId="65D1F73F">
-          <v:rect id="_x0000_i1058" style="width:0;height:1.5pt" o:hralign="center" o:hrstd="t" o:hr="t" fillcolor="#a0a0a0" stroked="f"/>
-        </w:pict>
-      </w:r>
-    </w:p>
-    <w:p>
-      <w:pPr>
-        <w:rPr>
-          <w:b/>
-          <w:bCs/>
-        </w:rPr>
-      </w:pPr>
-      <w:r>
-        <w:rPr>
-          <w:b/>
-          <w:bCs/>
-        </w:rPr>
+        <w:t>Honeyfiles er falske filer</w:t>
+      </w:r>
+      <w:r>
+        <w:t>,</w:t>
+      </w:r>
+      <w:r>
+        <w:t xml:space="preserve"> designet til at tiltrække angribere. Adgang til en honeyfile er et stærkt signal om uautoriseret aktivitet, da legitime brugere aldrig bør tilgå dem. </w:t>
+      </w:r>
+      <w:r>
+        <w:t>K</w:t>
+      </w:r>
+      <w:r>
+        <w:t>oncept</w:t>
+      </w:r>
+      <w:r>
+        <w:t>et</w:t>
+      </w:r>
+      <w:r>
+        <w:t xml:space="preserve"> bruges i professionelle honeypot-systemer til at kortlægge angribernes metoder.</w:t>
+      </w:r>
+    </w:p>
+    <w:p>
+      <w:pPr>
+        <w:rPr>
+          <w:b/>
+          <w:bCs/>
+        </w:rPr>
+      </w:pPr>
+    </w:p>
+    <w:p>
+      <w:pPr>
+        <w:rPr>
+          <w:b/>
+          <w:bCs/>
+        </w:rPr>
+      </w:pPr>
+      <w:r>
+        <w:rPr>
+          <w:b/>
+          <w:bCs/>
+        </w:rPr>
+        <w:lastRenderedPageBreak/>
         <w:t>Øvelse 30 — Roter og kryptér logs automatisk</w:t>
       </w:r>
     </w:p>
@@ -7380,10 +6712,9 @@
           <w:bCs/>
           <w:noProof/>
         </w:rPr>
-        <w:lastRenderedPageBreak/>
         <w:drawing>
-          <wp:inline distT="0" distB="0" distL="0" distR="0" wp14:anchorId="16EA812B" wp14:editId="0EBBBDA4">
-            <wp:extent cx="6120130" cy="3662680"/>
+          <wp:inline distT="0" distB="0" distL="0" distR="0" wp14:anchorId="16EA812B" wp14:editId="79E24FA1">
+            <wp:extent cx="5638800" cy="3374620"/>
             <wp:effectExtent l="0" t="0" r="0" b="0"/>
             <wp:docPr id="1232326610" name="Billede 62"/>
             <wp:cNvGraphicFramePr>
@@ -7411,7 +6742,7 @@
                   <pic:spPr>
                     <a:xfrm>
                       <a:off x="0" y="0"/>
-                      <a:ext cx="6120130" cy="3662680"/>
+                      <a:ext cx="5649257" cy="3380878"/>
                     </a:xfrm>
                     <a:prstGeom prst="rect">
                       <a:avLst/>
@@ -7438,8 +6769,8 @@
           <w:noProof/>
         </w:rPr>
         <w:drawing>
-          <wp:inline distT="0" distB="0" distL="0" distR="0" wp14:anchorId="1BFC1625" wp14:editId="27353DC4">
-            <wp:extent cx="5838095" cy="4238095"/>
+          <wp:inline distT="0" distB="0" distL="0" distR="0" wp14:anchorId="1BFC1625" wp14:editId="174B92C7">
+            <wp:extent cx="5720737" cy="4152900"/>
             <wp:effectExtent l="0" t="0" r="0" b="0"/>
             <wp:docPr id="909349812" name="Billede 63"/>
             <wp:cNvGraphicFramePr>
@@ -7467,7 +6798,7 @@
                   <pic:spPr>
                     <a:xfrm>
                       <a:off x="0" y="0"/>
-                      <a:ext cx="5838095" cy="4238095"/>
+                      <a:ext cx="5728866" cy="4158801"/>
                     </a:xfrm>
                     <a:prstGeom prst="rect">
                       <a:avLst/>
@@ -7492,6 +6823,7 @@
           <w:b/>
           <w:bCs/>
         </w:rPr>
+        <w:lastRenderedPageBreak/>
         <w:t xml:space="preserve">Output: </w:t>
       </w:r>
     </w:p>
@@ -7508,7 +6840,6 @@
           <w:bCs/>
           <w:noProof/>
         </w:rPr>
-        <w:lastRenderedPageBreak/>
         <w:drawing>
           <wp:inline distT="0" distB="0" distL="0" distR="0" wp14:anchorId="38E006FF" wp14:editId="7D2BED53">
             <wp:extent cx="6120130" cy="2666365"/>
@@ -7611,90 +6942,29 @@
     <w:p/>
     <w:p>
       <w:r>
-        <w:rPr>
-          <w:i/>
-          <w:iCs/>
-        </w:rPr>
-        <w:t xml:space="preserve">"Logrotation og kryptering kombinerer to vigtige sikkerhedsprincipper: </w:t>
-      </w:r>
-      <w:r>
-        <w:rPr>
-          <w:b/>
-          <w:bCs/>
-          <w:i/>
-          <w:iCs/>
-        </w:rPr>
-        <w:t>tilgængelighed</w:t>
-      </w:r>
-      <w:r>
-        <w:rPr>
-          <w:i/>
-          <w:iCs/>
-        </w:rPr>
-        <w:t xml:space="preserve"> (logs sletter ikke systemet ved at fylde disken) og </w:t>
-      </w:r>
-      <w:r>
-        <w:rPr>
-          <w:b/>
-          <w:bCs/>
-          <w:i/>
-          <w:iCs/>
-        </w:rPr>
-        <w:t>fortrolighed</w:t>
-      </w:r>
-      <w:r>
-        <w:rPr>
-          <w:i/>
-          <w:iCs/>
-        </w:rPr>
-        <w:t xml:space="preserve"> (krypterede logs kan ikke læses af uvedkommende). Scriptet er en </w:t>
-      </w:r>
-      <w:proofErr w:type="spellStart"/>
-      <w:r>
-        <w:rPr>
-          <w:b/>
-          <w:bCs/>
-          <w:i/>
-          <w:iCs/>
-        </w:rPr>
+        <w:t xml:space="preserve">Logrotation og kryptering kombinerer to vigtige sikkerhedsprincipper: tilgængelighed (logs sletter ikke systemet ved at fylde disken) og fortrolighed (krypterede logs kan ikke læses af uvedkommende). Scriptet er en </w:t>
+      </w:r>
+      <w:proofErr w:type="spellStart"/>
+      <w:r>
         <w:t>preventiv</w:t>
       </w:r>
       <w:proofErr w:type="spellEnd"/>
       <w:r>
-        <w:rPr>
-          <w:b/>
-          <w:bCs/>
-          <w:i/>
-          <w:iCs/>
-        </w:rPr>
         <w:t>/</w:t>
       </w:r>
       <w:proofErr w:type="spellStart"/>
       <w:r>
-        <w:rPr>
-          <w:b/>
-          <w:bCs/>
-          <w:i/>
-          <w:iCs/>
-        </w:rPr>
         <w:t>corrective</w:t>
       </w:r>
       <w:proofErr w:type="spellEnd"/>
       <w:r>
-        <w:rPr>
-          <w:b/>
-          <w:bCs/>
-          <w:i/>
-          <w:iCs/>
-        </w:rPr>
-        <w:t xml:space="preserve"> foranstaltning</w:t>
-      </w:r>
-      <w:r>
-        <w:rPr>
-          <w:i/>
-          <w:iCs/>
-        </w:rPr>
-        <w:t xml:space="preserve"> og er et eksempel på, hvordan man automatiserer rutineopgaver — et kernekrav i ISO/IEC 27002 om informationssikkerhedsstyring."</w:t>
+        <w:t xml:space="preserve"> foranstaltning og er et eksempel på, hvordan man automatiserer rutineopgaver </w:t>
+      </w:r>
+      <w:r>
+        <w:t>som er</w:t>
+      </w:r>
+      <w:r>
+        <w:t xml:space="preserve"> et kernekrav i ISO/IEC 27002 om informationssikkerhedsstyring.</w:t>
       </w:r>
     </w:p>
     <w:p/>
@@ -8467,6 +7737,7 @@
   <w:style w:type="character" w:default="1" w:styleId="Standardskrifttypeiafsnit">
     <w:name w:val="Default Paragraph Font"/>
     <w:uiPriority w:val="1"/>
+    <w:semiHidden/>
     <w:unhideWhenUsed/>
   </w:style>
   <w:style w:type="table" w:default="1" w:styleId="Tabel-Normal">

--- a/Shell Script opgaverne.docx
+++ b/Shell Script opgaverne.docx
@@ -192,23 +192,7 @@
           <w:bCs/>
         </w:rPr>
         <w:lastRenderedPageBreak/>
-        <w:t xml:space="preserve">Øvelse 2 — </w:t>
-      </w:r>
-      <w:proofErr w:type="spellStart"/>
-      <w:r>
-        <w:rPr>
-          <w:b/>
-          <w:bCs/>
-        </w:rPr>
-        <w:t>Hostname</w:t>
-      </w:r>
-      <w:proofErr w:type="spellEnd"/>
-      <w:r>
-        <w:rPr>
-          <w:b/>
-          <w:bCs/>
-        </w:rPr>
-        <w:t xml:space="preserve"> og IP-adresse</w:t>
+        <w:t>Øvelse 2 — Hostname og IP-adresse</w:t>
       </w:r>
     </w:p>
     <w:p>
@@ -333,24 +317,11 @@
       <w:r>
         <w:t xml:space="preserve">Et simpelt script som viser </w:t>
       </w:r>
-      <w:proofErr w:type="spellStart"/>
-      <w:r>
-        <w:t>hostname</w:t>
-      </w:r>
-      <w:proofErr w:type="spellEnd"/>
-      <w:r>
-        <w:t xml:space="preserve"> og IP-adresse</w:t>
-      </w:r>
-      <w:r>
-        <w:t xml:space="preserve">, hvor </w:t>
-      </w:r>
-      <w:proofErr w:type="spellStart"/>
-      <w:r>
-        <w:t>awk</w:t>
-      </w:r>
-      <w:proofErr w:type="spellEnd"/>
-      <w:r>
-        <w:t xml:space="preserve"> bliver brug til at filtre i outputtet for at give den øksede IP- adresse.</w:t>
+      <w:r>
+        <w:t>hostname og IP-adresse</w:t>
+      </w:r>
+      <w:r>
+        <w:t>, hvor awk bliver brug til at filtre i outputtet for at give den øksede IP- adresse.</w:t>
       </w:r>
     </w:p>
     <w:p/>
@@ -366,33 +337,8 @@
           <w:b/>
           <w:bCs/>
         </w:rPr>
-        <w:t>Øvelse 3 — Filer i /</w:t>
-      </w:r>
-      <w:proofErr w:type="spellStart"/>
-      <w:r>
-        <w:rPr>
-          <w:b/>
-          <w:bCs/>
-        </w:rPr>
-        <w:t>etc</w:t>
-      </w:r>
-      <w:proofErr w:type="spellEnd"/>
-      <w:r>
-        <w:rPr>
-          <w:b/>
-          <w:bCs/>
-        </w:rPr>
-        <w:t xml:space="preserve"> der ender på .</w:t>
-      </w:r>
-      <w:proofErr w:type="spellStart"/>
-      <w:r>
-        <w:rPr>
-          <w:b/>
-          <w:bCs/>
-        </w:rPr>
-        <w:t>conf</w:t>
-      </w:r>
-      <w:proofErr w:type="spellEnd"/>
+        <w:t>Øvelse 3 — Filer i /etc der ender på .conf</w:t>
+      </w:r>
     </w:p>
     <w:p>
       <w:pPr>
@@ -583,37 +529,13 @@
     </w:p>
     <w:p>
       <w:r>
-        <w:t>Konfigurationsfiler i /</w:t>
-      </w:r>
-      <w:proofErr w:type="spellStart"/>
-      <w:r>
-        <w:t>etc</w:t>
-      </w:r>
-      <w:proofErr w:type="spellEnd"/>
-      <w:r>
-        <w:t xml:space="preserve"> er kritiske for systemets sikkerhed</w:t>
+        <w:t>Konfigurationsfiler i /etc er kritiske for systemets sikkerhed</w:t>
       </w:r>
       <w:r>
         <w:t xml:space="preserve">, og </w:t>
       </w:r>
       <w:r>
-        <w:t xml:space="preserve">fejlkonfigurationer er direkte relateret til OWASP A02 Security </w:t>
-      </w:r>
-      <w:proofErr w:type="spellStart"/>
-      <w:r>
-        <w:t>Misconfiguration</w:t>
-      </w:r>
-      <w:proofErr w:type="spellEnd"/>
-      <w:r>
-        <w:t xml:space="preserve">. Scriptet viser, hvordan man hurtigt får overblik over hvilke konfigurationsfiler der findes, hvilket er relevant som del af en </w:t>
-      </w:r>
-      <w:proofErr w:type="spellStart"/>
-      <w:r>
-        <w:t>detective</w:t>
-      </w:r>
-      <w:proofErr w:type="spellEnd"/>
-      <w:r>
-        <w:t xml:space="preserve"> foranstaltning.</w:t>
+        <w:t>fejlkonfigurationer er direkte relateret til OWASP A02 Security Misconfiguration. Scriptet viser, hvordan man hurtigt får overblik over hvilke konfigurationsfiler der findes, hvilket er relevant som del af en detective foranstaltning.</w:t>
       </w:r>
     </w:p>
     <w:p/>
@@ -779,31 +701,7 @@
     </w:p>
     <w:p>
       <w:r>
-        <w:t>Scriptet introducerer betingede strukturer (</w:t>
-      </w:r>
-      <w:proofErr w:type="spellStart"/>
-      <w:r>
-        <w:t>if</w:t>
-      </w:r>
-      <w:proofErr w:type="spellEnd"/>
-      <w:r>
-        <w:t>/</w:t>
-      </w:r>
-      <w:proofErr w:type="spellStart"/>
-      <w:r>
-        <w:t>elif</w:t>
-      </w:r>
-      <w:proofErr w:type="spellEnd"/>
-      <w:r>
-        <w:t>/</w:t>
-      </w:r>
-      <w:proofErr w:type="spellStart"/>
-      <w:r>
-        <w:t>else</w:t>
-      </w:r>
-      <w:proofErr w:type="spellEnd"/>
-      <w:r>
-        <w:t>) i Bash</w:t>
+        <w:t>Scriptet introducerer betingede strukturer (if/elif/else) i Bash</w:t>
       </w:r>
       <w:r>
         <w:t>,</w:t>
@@ -1033,15 +931,7 @@
         <w:t>,</w:t>
       </w:r>
       <w:r>
-        <w:t xml:space="preserve"> er en </w:t>
-      </w:r>
-      <w:proofErr w:type="spellStart"/>
-      <w:r>
-        <w:t>detective</w:t>
-      </w:r>
-      <w:proofErr w:type="spellEnd"/>
-      <w:r>
-        <w:t xml:space="preserve"> foranstaltning. Uventede brugerkonti logget </w:t>
+        <w:t xml:space="preserve"> er en detective foranstaltning. Uventede brugerkonti logget </w:t>
       </w:r>
       <w:r>
         <w:t>ind</w:t>
@@ -1238,15 +1128,7 @@
     </w:p>
     <w:p>
       <w:r>
-        <w:t xml:space="preserve">Procesovervågning er en vigtig </w:t>
-      </w:r>
-      <w:proofErr w:type="spellStart"/>
-      <w:r>
-        <w:t>detective</w:t>
-      </w:r>
-      <w:proofErr w:type="spellEnd"/>
-      <w:r>
-        <w:t xml:space="preserve"> foranstaltning</w:t>
+        <w:t>Procesovervågning er en vigtig detective foranstaltning</w:t>
       </w:r>
       <w:r>
         <w:t>, da</w:t>
@@ -1434,57 +1316,25 @@
         <w:t>Åbne porte udgør en del af systemets angrebsflade</w:t>
       </w:r>
       <w:r>
-        <w:t xml:space="preserve"> (</w:t>
-      </w:r>
-      <w:proofErr w:type="spellStart"/>
-      <w:r>
-        <w:t>attack</w:t>
-      </w:r>
-      <w:proofErr w:type="spellEnd"/>
+        <w:t xml:space="preserve"> (attack surface)</w:t>
+      </w:r>
+      <w:r>
+        <w:t>,</w:t>
+      </w:r>
       <w:r>
         <w:t xml:space="preserve"> </w:t>
       </w:r>
-      <w:proofErr w:type="spellStart"/>
-      <w:r>
-        <w:t>surface</w:t>
-      </w:r>
-      <w:proofErr w:type="spellEnd"/>
-      <w:r>
-        <w:t>)</w:t>
-      </w:r>
-      <w:r>
-        <w:t>,</w:t>
-      </w:r>
-      <w:r>
-        <w:t xml:space="preserve"> </w:t>
-      </w:r>
       <w:r>
         <w:t>f.eks. p</w:t>
       </w:r>
       <w:r>
-        <w:t xml:space="preserve">ort 22 (SSH) er et hyppigt mål for </w:t>
-      </w:r>
-      <w:proofErr w:type="spellStart"/>
-      <w:r>
-        <w:t>brute</w:t>
-      </w:r>
-      <w:proofErr w:type="spellEnd"/>
-      <w:r>
-        <w:t xml:space="preserve"> force-angreb</w:t>
+        <w:t>ort 22 (SSH) er et hyppigt mål for brute force-angreb</w:t>
       </w:r>
       <w:r>
         <w:t>.</w:t>
       </w:r>
       <w:r>
-        <w:t xml:space="preserve"> Scriptet er en </w:t>
-      </w:r>
-      <w:proofErr w:type="spellStart"/>
-      <w:r>
-        <w:t>detective</w:t>
-      </w:r>
-      <w:proofErr w:type="spellEnd"/>
-      <w:r>
-        <w:t xml:space="preserve"> foranstaltning der hjælper med at kortlægge, hvilke tjenester der er eksponerede</w:t>
+        <w:t xml:space="preserve"> Scriptet er en detective foranstaltning der hjælper med at kortlægge, hvilke tjenester der er eksponerede</w:t>
       </w:r>
       <w:r>
         <w:t>.</w:t>
@@ -1984,29 +1834,13 @@
     </w:p>
     <w:p>
       <w:r>
-        <w:t xml:space="preserve">Gentagne fejlede forsøg fra samme IP er et tegn på et </w:t>
-      </w:r>
-      <w:proofErr w:type="spellStart"/>
-      <w:r>
-        <w:t>brute</w:t>
-      </w:r>
-      <w:proofErr w:type="spellEnd"/>
-      <w:r>
-        <w:t xml:space="preserve"> force-angreb,</w:t>
+        <w:t>Gentagne fejlede forsøg fra samme IP er et tegn på et brute force-angreb,</w:t>
       </w:r>
       <w:r>
         <w:t xml:space="preserve"> som et eksempel på</w:t>
       </w:r>
       <w:r>
-        <w:t xml:space="preserve"> OWASP A07 Authentication </w:t>
-      </w:r>
-      <w:proofErr w:type="spellStart"/>
-      <w:r>
-        <w:t>Failures</w:t>
-      </w:r>
-      <w:proofErr w:type="spellEnd"/>
-      <w:r>
-        <w:t xml:space="preserve">. Scriptet </w:t>
+        <w:t xml:space="preserve"> OWASP A07 Authentication Failures. Scriptet </w:t>
       </w:r>
       <w:r>
         <w:t>er et simpelt eksempel på,</w:t>
@@ -2158,51 +1992,19 @@
       </w:r>
     </w:p>
     <w:p>
-      <w:r>
-        <w:pict w14:anchorId="5E23E358">
-          <v:rect id="_x0000_i1025" style="width:0;height:1.5pt" o:hralign="center" o:hrstd="t" o:hr="t" fillcolor="#a0a0a0" stroked="f"/>
-        </w:pict>
-      </w:r>
-    </w:p>
-    <w:p>
-      <w:pPr>
-        <w:rPr>
-          <w:b/>
-          <w:bCs/>
-        </w:rPr>
-      </w:pPr>
-      <w:r>
-        <w:rPr>
-          <w:b/>
-          <w:bCs/>
-        </w:rPr>
-        <w:t>Øvelse 11 — Overvåg ændringer i /</w:t>
-      </w:r>
-      <w:proofErr w:type="spellStart"/>
-      <w:r>
-        <w:rPr>
-          <w:b/>
-          <w:bCs/>
-        </w:rPr>
-        <w:t>etc</w:t>
-      </w:r>
-      <w:proofErr w:type="spellEnd"/>
-      <w:r>
-        <w:rPr>
-          <w:b/>
-          <w:bCs/>
-        </w:rPr>
-        <w:t>/</w:t>
-      </w:r>
-      <w:proofErr w:type="spellStart"/>
-      <w:r>
-        <w:rPr>
-          <w:b/>
-          <w:bCs/>
-        </w:rPr>
-        <w:t>passwd</w:t>
-      </w:r>
-      <w:proofErr w:type="spellEnd"/>
+      <w:pPr>
+        <w:rPr>
+          <w:b/>
+          <w:bCs/>
+        </w:rPr>
+      </w:pPr>
+      <w:r>
+        <w:rPr>
+          <w:b/>
+          <w:bCs/>
+        </w:rPr>
+        <w:t>Øvelse 11 — Overvåg ændringer i /etc/passwd</w:t>
+      </w:r>
     </w:p>
     <w:p>
       <w:pPr>
@@ -2348,31 +2150,7 @@
     </w:p>
     <w:p>
       <w:r>
-        <w:t>/</w:t>
-      </w:r>
-      <w:proofErr w:type="spellStart"/>
-      <w:r>
-        <w:t>etc</w:t>
-      </w:r>
-      <w:proofErr w:type="spellEnd"/>
-      <w:r>
-        <w:t>/</w:t>
-      </w:r>
-      <w:proofErr w:type="spellStart"/>
-      <w:r>
-        <w:t>passwd</w:t>
-      </w:r>
-      <w:proofErr w:type="spellEnd"/>
-      <w:r>
-        <w:t xml:space="preserve"> indeholder alle brugerkonti på systemet. Uautoriserede ændringer kan betyde, at en angriber har oprettet en bagdør. Scriptet er en </w:t>
-      </w:r>
-      <w:proofErr w:type="spellStart"/>
-      <w:r>
-        <w:t>detective</w:t>
-      </w:r>
-      <w:proofErr w:type="spellEnd"/>
-      <w:r>
-        <w:t xml:space="preserve"> foranstaltning der overvåger integritet</w:t>
+        <w:t>/etc/passwd indeholder alle brugerkonti på systemet. Uautoriserede ændringer kan betyde, at en angriber har oprettet en bagdør. Scriptet er en detective foranstaltning der overvåger integritet</w:t>
       </w:r>
       <w:r>
         <w:t xml:space="preserve">, som er </w:t>
@@ -2542,37 +2320,13 @@
     </w:p>
     <w:p>
       <w:r>
-        <w:t>Svage adgangskoder er en af de hyppigste årsager til kompromitterede konti. Scriptet bruger /</w:t>
-      </w:r>
-      <w:proofErr w:type="spellStart"/>
-      <w:r>
-        <w:t>dev</w:t>
-      </w:r>
-      <w:proofErr w:type="spellEnd"/>
-      <w:r>
-        <w:t xml:space="preserve">/urandom som er en kryptografisk sikker tilfældighedskilde i Linux. Det er en </w:t>
-      </w:r>
-      <w:proofErr w:type="spellStart"/>
-      <w:r>
-        <w:t>preventiv</w:t>
-      </w:r>
-      <w:proofErr w:type="spellEnd"/>
-      <w:r>
-        <w:t xml:space="preserve"> foranstaltning der understøtter CIA-triadens fortrolighed og relaterer til OWASP A07</w:t>
+        <w:t>Svage adgangskoder er en af de hyppigste årsager til kompromitterede konti. Scriptet bruger /dev/urandom som er en kryptografisk sikker tilfældighedskilde i Linux. Det er en preventiv foranstaltning der understøtter CIA-triadens fortrolighed og relaterer til OWASP A07</w:t>
       </w:r>
       <w:r>
         <w:t xml:space="preserve"> </w:t>
       </w:r>
       <w:r>
-        <w:t xml:space="preserve">Authentication </w:t>
-      </w:r>
-      <w:proofErr w:type="spellStart"/>
-      <w:r>
-        <w:t>Failures</w:t>
-      </w:r>
-      <w:proofErr w:type="spellEnd"/>
-      <w:r>
-        <w:t>.</w:t>
+        <w:t>Authentication Failures.</w:t>
       </w:r>
     </w:p>
     <w:p/>
@@ -2799,13 +2553,8 @@
       </w:r>
     </w:p>
     <w:p>
-      <w:proofErr w:type="spellStart"/>
-      <w:r>
-        <w:t>Hashing</w:t>
-      </w:r>
-      <w:proofErr w:type="spellEnd"/>
-      <w:r>
-        <w:t xml:space="preserve"> med SHA-256 er et fundamentalt kryptografisk værktøj til at verificere integritet. Scriptet demonstrerer</w:t>
+      <w:r>
+        <w:t>Hashing med SHA-256 er et fundamentalt kryptografisk værktøj til at verificere integritet. Scriptet demonstrerer</w:t>
       </w:r>
       <w:r>
         <w:t xml:space="preserve"> </w:t>
@@ -2817,23 +2566,7 @@
         <w:t xml:space="preserve"> at</w:t>
       </w:r>
       <w:r>
-        <w:t xml:space="preserve"> en fil er blevet manipuleret, hvilket er særligt relevant for kritiske systemfiler. Dette er en </w:t>
-      </w:r>
-      <w:proofErr w:type="spellStart"/>
-      <w:r>
-        <w:t>detective</w:t>
-      </w:r>
-      <w:proofErr w:type="spellEnd"/>
-      <w:r>
-        <w:t>/</w:t>
-      </w:r>
-      <w:proofErr w:type="spellStart"/>
-      <w:r>
-        <w:t>preventiv</w:t>
-      </w:r>
-      <w:proofErr w:type="spellEnd"/>
-      <w:r>
-        <w:t xml:space="preserve"> foranstaltning</w:t>
+        <w:t xml:space="preserve"> en fil er blevet manipuleret, hvilket er særligt relevant for kritiske systemfiler. Dette er en detective/preventiv foranstaltning</w:t>
       </w:r>
       <w:r>
         <w:t>,</w:t>
@@ -2848,72 +2581,57 @@
         <w:rPr>
           <w:b/>
           <w:bCs/>
+        </w:rPr>
+      </w:pPr>
+    </w:p>
+    <w:p>
+      <w:pPr>
+        <w:rPr>
+          <w:b/>
+          <w:bCs/>
+        </w:rPr>
+      </w:pPr>
+    </w:p>
+    <w:p>
+      <w:pPr>
+        <w:rPr>
+          <w:b/>
+          <w:bCs/>
+        </w:rPr>
+      </w:pPr>
+    </w:p>
+    <w:p>
+      <w:pPr>
+        <w:rPr>
+          <w:b/>
+          <w:bCs/>
+        </w:rPr>
+      </w:pPr>
+    </w:p>
+    <w:p>
+      <w:pPr>
+        <w:rPr>
+          <w:b/>
+          <w:bCs/>
+        </w:rPr>
+      </w:pPr>
+    </w:p>
+    <w:p>
+      <w:pPr>
+        <w:rPr>
+          <w:b/>
+          <w:bCs/>
           <w:lang w:val="en-US"/>
         </w:rPr>
       </w:pPr>
-    </w:p>
-    <w:p>
-      <w:pPr>
+      <w:r>
         <w:rPr>
           <w:b/>
           <w:bCs/>
           <w:lang w:val="en-US"/>
         </w:rPr>
-      </w:pPr>
-    </w:p>
-    <w:p>
-      <w:pPr>
-        <w:rPr>
-          <w:b/>
-          <w:bCs/>
-          <w:lang w:val="en-US"/>
-        </w:rPr>
-      </w:pPr>
-    </w:p>
-    <w:p>
-      <w:pPr>
-        <w:rPr>
-          <w:b/>
-          <w:bCs/>
-          <w:lang w:val="en-US"/>
-        </w:rPr>
-      </w:pPr>
-    </w:p>
-    <w:p>
-      <w:pPr>
-        <w:rPr>
-          <w:b/>
-          <w:bCs/>
-          <w:lang w:val="en-US"/>
-        </w:rPr>
-      </w:pPr>
-    </w:p>
-    <w:p>
-      <w:pPr>
-        <w:rPr>
-          <w:b/>
-          <w:bCs/>
-          <w:lang w:val="en-US"/>
-        </w:rPr>
-      </w:pPr>
-      <w:proofErr w:type="spellStart"/>
-      <w:r>
-        <w:rPr>
-          <w:b/>
-          <w:bCs/>
-          <w:lang w:val="en-US"/>
-        </w:rPr>
         <w:lastRenderedPageBreak/>
-        <w:t>Øvelse</w:t>
-      </w:r>
-      <w:proofErr w:type="spellEnd"/>
-      <w:r>
-        <w:rPr>
-          <w:b/>
-          <w:bCs/>
-          <w:lang w:val="en-US"/>
-        </w:rPr>
-        <w:t xml:space="preserve"> 14 — Find world-writable filer</w:t>
+        <w:t>Øvelse 14 — Find world-writable filer</w:t>
       </w:r>
     </w:p>
     <w:p>
@@ -3062,55 +2780,26 @@
     </w:p>
     <w:p>
       <w:r>
-        <w:t>World-</w:t>
-      </w:r>
-      <w:proofErr w:type="spellStart"/>
-      <w:r>
-        <w:t>writable</w:t>
-      </w:r>
-      <w:proofErr w:type="spellEnd"/>
-      <w:r>
-        <w:t xml:space="preserve"> filer kan skrives til af alle brugere på systemet</w:t>
+        <w:t>World-writable filer kan skrives til af alle brugere på systemet</w:t>
       </w:r>
       <w:r>
         <w:t xml:space="preserve">, </w:t>
       </w:r>
       <w:r>
-        <w:t xml:space="preserve">inklusiv potentielle angribere. Det er en alvorlig sårbarhed der kan udnyttes til </w:t>
-      </w:r>
-      <w:proofErr w:type="spellStart"/>
-      <w:r>
-        <w:t>privilege</w:t>
-      </w:r>
-      <w:proofErr w:type="spellEnd"/>
+        <w:t>inklusiv potentielle angribere. Det er en alvorlig sårbarhed der kan udnyttes til privilege escalation</w:t>
+      </w:r>
+      <w:r>
+        <w:t>,</w:t>
+      </w:r>
+      <w:r>
+        <w:t xml:space="preserve"> eller indsættelse af ondsindet kode. Scriptet er en detective foranstaltning</w:t>
+      </w:r>
+      <w:r>
+        <w:t>,</w:t>
+      </w:r>
       <w:r>
         <w:t xml:space="preserve"> </w:t>
       </w:r>
-      <w:proofErr w:type="spellStart"/>
-      <w:r>
-        <w:t>escalation</w:t>
-      </w:r>
-      <w:proofErr w:type="spellEnd"/>
-      <w:r>
-        <w:t>,</w:t>
-      </w:r>
-      <w:r>
-        <w:t xml:space="preserve"> eller indsættelse af ondsindet kode. Scriptet er en </w:t>
-      </w:r>
-      <w:proofErr w:type="spellStart"/>
-      <w:r>
-        <w:t>detective</w:t>
-      </w:r>
-      <w:proofErr w:type="spellEnd"/>
-      <w:r>
-        <w:t xml:space="preserve"> foranstaltning</w:t>
-      </w:r>
-      <w:r>
-        <w:t>,</w:t>
-      </w:r>
-      <w:r>
-        <w:t xml:space="preserve"> </w:t>
-      </w:r>
       <w:r>
         <w:t>og relatere til</w:t>
       </w:r>
@@ -3121,15 +2810,7 @@
         <w:t>samt</w:t>
       </w:r>
       <w:r>
-        <w:t xml:space="preserve"> OWASP A01 </w:t>
-      </w:r>
-      <w:proofErr w:type="spellStart"/>
-      <w:r>
-        <w:t>Broken</w:t>
-      </w:r>
-      <w:proofErr w:type="spellEnd"/>
-      <w:r>
-        <w:t xml:space="preserve"> Access Control.</w:t>
+        <w:t xml:space="preserve"> OWASP A01 Broken Access Control.</w:t>
       </w:r>
     </w:p>
     <w:p/>
@@ -3333,15 +3014,7 @@
     </w:p>
     <w:p>
       <w:r>
-        <w:t xml:space="preserve">Netværkskortlægning er et grundlæggende skridt i både offensiv og defensiv sikkerhed. At kende alle aktive hosts på sit netværk er en </w:t>
-      </w:r>
-      <w:proofErr w:type="spellStart"/>
-      <w:r>
-        <w:t>detective</w:t>
-      </w:r>
-      <w:proofErr w:type="spellEnd"/>
-      <w:r>
-        <w:t xml:space="preserve"> foranstaltning der understøtter tilgængelighed i CIA-triaden</w:t>
+        <w:t>Netværkskortlægning er et grundlæggende skridt i både offensiv og defensiv sikkerhed. At kende alle aktive hosts på sit netværk er en detective foranstaltning der understøtter tilgængelighed i CIA-triaden</w:t>
       </w:r>
       <w:r>
         <w:t>,</w:t>
@@ -3516,15 +3189,7 @@
         <w:t>, f.eks.</w:t>
       </w:r>
       <w:r>
-        <w:t xml:space="preserve"> en IP der optræder tusindvis af gange, hvilket kan indikere et angreb. Dette er en </w:t>
-      </w:r>
-      <w:proofErr w:type="spellStart"/>
-      <w:r>
-        <w:t>detective</w:t>
-      </w:r>
-      <w:proofErr w:type="spellEnd"/>
-      <w:r>
-        <w:t xml:space="preserve"> foranstaltning </w:t>
+        <w:t xml:space="preserve"> en IP der optræder tusindvis af gange, hvilket kan indikere et angreb. Dette er en detective foranstaltning </w:t>
       </w:r>
       <w:r>
         <w:t>som</w:t>
@@ -3536,31 +3201,7 @@
         <w:t xml:space="preserve"> </w:t>
       </w:r>
       <w:r>
-        <w:t xml:space="preserve">Security </w:t>
-      </w:r>
-      <w:proofErr w:type="spellStart"/>
-      <w:r>
-        <w:t>Logging</w:t>
-      </w:r>
-      <w:proofErr w:type="spellEnd"/>
-      <w:r>
-        <w:t xml:space="preserve"> and </w:t>
-      </w:r>
-      <w:proofErr w:type="spellStart"/>
-      <w:r>
-        <w:t>Alerting</w:t>
-      </w:r>
-      <w:proofErr w:type="spellEnd"/>
-      <w:r>
-        <w:t xml:space="preserve"> </w:t>
-      </w:r>
-      <w:proofErr w:type="spellStart"/>
-      <w:r>
-        <w:t>Failures</w:t>
-      </w:r>
-      <w:proofErr w:type="spellEnd"/>
-      <w:r>
-        <w:t>.</w:t>
+        <w:t>Security Logging and Alerting Failures.</w:t>
       </w:r>
     </w:p>
     <w:p/>
@@ -3781,29 +3422,13 @@
     </w:p>
     <w:p>
       <w:r>
-        <w:t xml:space="preserve">Evnen til at identificere og stoppe mistænkelige processer er en </w:t>
-      </w:r>
-      <w:proofErr w:type="spellStart"/>
-      <w:r>
-        <w:t>corrective</w:t>
-      </w:r>
-      <w:proofErr w:type="spellEnd"/>
-      <w:r>
-        <w:t xml:space="preserve"> foranstaltning</w:t>
+        <w:t>Evnen til at identificere og stoppe mistænkelige processer er en corrective foranstaltning</w:t>
       </w:r>
       <w:r>
         <w:t xml:space="preserve">, hvor </w:t>
       </w:r>
       <w:r>
-        <w:t xml:space="preserve">man reagerer aktivt på en opdaget hændelse. I et scenarie med malware der kører som en proces, er dette et konkret eksempel på </w:t>
-      </w:r>
-      <w:proofErr w:type="spellStart"/>
-      <w:r>
-        <w:t>responsiv</w:t>
-      </w:r>
-      <w:proofErr w:type="spellEnd"/>
-      <w:r>
-        <w:t xml:space="preserve"> risikohåndtering </w:t>
+        <w:t xml:space="preserve">man reagerer aktivt på en opdaget hændelse. I et scenarie med malware der kører som en proces, er dette et konkret eksempel på responsiv risikohåndtering </w:t>
       </w:r>
       <w:r>
         <w:t>som</w:t>
@@ -3821,52 +3446,14 @@
           <w:lang w:val="en-US"/>
         </w:rPr>
       </w:pPr>
-      <w:proofErr w:type="spellStart"/>
       <w:r>
         <w:rPr>
           <w:b/>
           <w:bCs/>
           <w:lang w:val="en-US"/>
         </w:rPr>
-        <w:t>Øvelse</w:t>
-      </w:r>
-      <w:proofErr w:type="spellEnd"/>
-      <w:r>
-        <w:rPr>
-          <w:b/>
-          <w:bCs/>
-          <w:lang w:val="en-US"/>
-        </w:rPr>
-        <w:t xml:space="preserve"> 18 — </w:t>
-      </w:r>
-      <w:proofErr w:type="spellStart"/>
-      <w:r>
-        <w:rPr>
-          <w:b/>
-          <w:bCs/>
-          <w:lang w:val="en-US"/>
-        </w:rPr>
-        <w:t>Tjek</w:t>
-      </w:r>
-      <w:proofErr w:type="spellEnd"/>
-      <w:r>
-        <w:rPr>
-          <w:b/>
-          <w:bCs/>
-          <w:lang w:val="en-US"/>
-        </w:rPr>
-        <w:t xml:space="preserve"> SSH </w:t>
-      </w:r>
-      <w:proofErr w:type="spellStart"/>
-      <w:r>
-        <w:rPr>
-          <w:b/>
-          <w:bCs/>
-          <w:lang w:val="en-US"/>
-        </w:rPr>
-        <w:t>authorized_keys</w:t>
-      </w:r>
-      <w:proofErr w:type="spellEnd"/>
+        <w:t>Øvelse 18 — Tjek SSH authorized_keys</w:t>
+      </w:r>
     </w:p>
     <w:p>
       <w:pPr>
@@ -3943,52 +3530,29 @@
     </w:p>
     <w:p>
       <w:r>
-        <w:t xml:space="preserve">SSH </w:t>
-      </w:r>
-      <w:proofErr w:type="spellStart"/>
-      <w:r>
-        <w:t>authorized_keys</w:t>
-      </w:r>
-      <w:proofErr w:type="spellEnd"/>
-      <w:r>
-        <w:t xml:space="preserve"> giver passwordfri adgang til et system. Uautoriserede nøgler er en alvorlig sårbarhed der kan give en angriber vedvarende adgang </w:t>
+        <w:t xml:space="preserve">SSH authorized_keys giver passwordfri adgang til et system. Uautoriserede nøgler er en alvorlig sårbarhed der kan give en angriber vedvarende adgang </w:t>
       </w:r>
       <w:r>
         <w:t>(</w:t>
       </w:r>
-      <w:proofErr w:type="spellStart"/>
       <w:r>
         <w:t>persistence</w:t>
       </w:r>
-      <w:proofErr w:type="spellEnd"/>
       <w:r>
         <w:t>)</w:t>
       </w:r>
       <w:r>
         <w:t xml:space="preserve">. Scriptet er en </w:t>
       </w:r>
-      <w:proofErr w:type="spellStart"/>
       <w:r>
         <w:lastRenderedPageBreak/>
-        <w:t>detective</w:t>
-      </w:r>
-      <w:proofErr w:type="spellEnd"/>
-      <w:r>
-        <w:t xml:space="preserve"> foranstaltning der understøtter CIA-triadens fortrolighed og relaterer til OWASP A07</w:t>
+        <w:t>detective foranstaltning der understøtter CIA-triadens fortrolighed og relaterer til OWASP A07</w:t>
       </w:r>
       <w:r>
         <w:t xml:space="preserve"> </w:t>
       </w:r>
       <w:r>
-        <w:t xml:space="preserve">Authentication </w:t>
-      </w:r>
-      <w:proofErr w:type="spellStart"/>
-      <w:r>
-        <w:t>Failures</w:t>
-      </w:r>
-      <w:proofErr w:type="spellEnd"/>
-      <w:r>
-        <w:t>."</w:t>
+        <w:t>Authentication Failures."</w:t>
       </w:r>
     </w:p>
     <w:p/>
@@ -4208,53 +3772,13 @@
     </w:p>
     <w:p>
       <w:r>
-        <w:t xml:space="preserve">Overvågning af netværksforbindelser i realtid er en </w:t>
-      </w:r>
-      <w:proofErr w:type="spellStart"/>
-      <w:r>
-        <w:t>detective</w:t>
-      </w:r>
-      <w:proofErr w:type="spellEnd"/>
-      <w:r>
-        <w:t xml:space="preserve"> foranstaltning der kan afsløre uautoriseret kommunikation</w:t>
+        <w:t>Overvågning af netværksforbindelser i realtid er en detective foranstaltning der kan afsløre uautoriseret kommunikation</w:t>
       </w:r>
       <w:r>
         <w:t>, som</w:t>
       </w:r>
       <w:r>
-        <w:t xml:space="preserve"> malware der sender data ud af netværket (data </w:t>
-      </w:r>
-      <w:proofErr w:type="spellStart"/>
-      <w:r>
-        <w:t>exfiltration</w:t>
-      </w:r>
-      <w:proofErr w:type="spellEnd"/>
-      <w:r>
-        <w:t xml:space="preserve">). Dette er direkte relevant for CIA-triadens fortrolighed og OWASP A09 Security </w:t>
-      </w:r>
-      <w:proofErr w:type="spellStart"/>
-      <w:r>
-        <w:t>Logging</w:t>
-      </w:r>
-      <w:proofErr w:type="spellEnd"/>
-      <w:r>
-        <w:t xml:space="preserve"> and </w:t>
-      </w:r>
-      <w:proofErr w:type="spellStart"/>
-      <w:r>
-        <w:t>Alerting</w:t>
-      </w:r>
-      <w:proofErr w:type="spellEnd"/>
-      <w:r>
-        <w:t xml:space="preserve"> </w:t>
-      </w:r>
-      <w:proofErr w:type="spellStart"/>
-      <w:r>
-        <w:t>Failures</w:t>
-      </w:r>
-      <w:proofErr w:type="spellEnd"/>
-      <w:r>
-        <w:t>.</w:t>
+        <w:t xml:space="preserve"> malware der sender data ud af netværket (data exfiltration). Dette er direkte relevant for CIA-triadens fortrolighed og OWASP A09 Security Logging and Alerting Failures.</w:t>
       </w:r>
     </w:p>
     <w:p/>
@@ -4270,23 +3794,7 @@
           <w:b/>
           <w:bCs/>
         </w:rPr>
-        <w:t xml:space="preserve">Øvelse 20 — Find alle </w:t>
-      </w:r>
-      <w:proofErr w:type="spellStart"/>
-      <w:r>
-        <w:rPr>
-          <w:b/>
-          <w:bCs/>
-        </w:rPr>
-        <w:t>setuid</w:t>
-      </w:r>
-      <w:proofErr w:type="spellEnd"/>
-      <w:r>
-        <w:rPr>
-          <w:b/>
-          <w:bCs/>
-        </w:rPr>
-        <w:t>-binaries</w:t>
+        <w:t>Øvelse 20 — Find alle setuid-binaries</w:t>
       </w:r>
     </w:p>
     <w:p>
@@ -4433,78 +3941,20 @@
       </w:r>
     </w:p>
     <w:p>
-      <w:proofErr w:type="spellStart"/>
-      <w:r>
-        <w:t>Setuid</w:t>
-      </w:r>
-      <w:proofErr w:type="spellEnd"/>
-      <w:r>
-        <w:t>-binaries kører med ejerens rettigheder</w:t>
+      <w:r>
+        <w:t>Setuid-binaries kører med ejerens rettigheder</w:t>
       </w:r>
       <w:r>
         <w:t xml:space="preserve"> (</w:t>
       </w:r>
       <w:r>
-        <w:t xml:space="preserve">typisk </w:t>
-      </w:r>
-      <w:proofErr w:type="spellStart"/>
-      <w:r>
-        <w:t>root</w:t>
-      </w:r>
-      <w:proofErr w:type="spellEnd"/>
+        <w:t>typisk root</w:t>
+      </w:r>
       <w:r>
         <w:t xml:space="preserve">), </w:t>
       </w:r>
       <w:r>
-        <w:t xml:space="preserve">uanset hvem der kører dem. En sårbar </w:t>
-      </w:r>
-      <w:proofErr w:type="spellStart"/>
-      <w:r>
-        <w:t>setuid-binary</w:t>
-      </w:r>
-      <w:proofErr w:type="spellEnd"/>
-      <w:r>
-        <w:t xml:space="preserve"> kan udnyttes til </w:t>
-      </w:r>
-      <w:proofErr w:type="spellStart"/>
-      <w:r>
-        <w:t>privilege</w:t>
-      </w:r>
-      <w:proofErr w:type="spellEnd"/>
-      <w:r>
-        <w:t xml:space="preserve"> </w:t>
-      </w:r>
-      <w:proofErr w:type="spellStart"/>
-      <w:r>
-        <w:t>escalation</w:t>
-      </w:r>
-      <w:proofErr w:type="spellEnd"/>
-      <w:r>
-        <w:t xml:space="preserve">, hvor en angriber opnår </w:t>
-      </w:r>
-      <w:proofErr w:type="spellStart"/>
-      <w:r>
-        <w:t>root</w:t>
-      </w:r>
-      <w:proofErr w:type="spellEnd"/>
-      <w:r>
-        <w:t xml:space="preserve">-adgang. Scriptet er en </w:t>
-      </w:r>
-      <w:proofErr w:type="spellStart"/>
-      <w:r>
-        <w:t>detective</w:t>
-      </w:r>
-      <w:proofErr w:type="spellEnd"/>
-      <w:r>
-        <w:t xml:space="preserve"> foranstaltning og er særligt relevant for OWASP A01 </w:t>
-      </w:r>
-      <w:proofErr w:type="spellStart"/>
-      <w:r>
-        <w:t>Broken</w:t>
-      </w:r>
-      <w:proofErr w:type="spellEnd"/>
-      <w:r>
-        <w:t xml:space="preserve"> Access Control </w:t>
+        <w:t xml:space="preserve">uanset hvem der kører dem. En sårbar setuid-binary kan udnyttes til privilege escalation, hvor en angriber opnår root-adgang. Scriptet er en detective foranstaltning og er særligt relevant for OWASP A01 Broken Access Control </w:t>
       </w:r>
       <w:r>
         <w:t>samt</w:t>
@@ -4742,52 +4192,12 @@
           <w:b/>
           <w:bCs/>
         </w:rPr>
-        <w:t xml:space="preserve">(blev lavet til Kali </w:t>
-      </w:r>
-      <w:proofErr w:type="spellStart"/>
-      <w:r>
-        <w:rPr>
-          <w:b/>
-          <w:bCs/>
-        </w:rPr>
-        <w:t>Purple</w:t>
-      </w:r>
-      <w:proofErr w:type="spellEnd"/>
-      <w:r>
-        <w:rPr>
-          <w:b/>
-          <w:bCs/>
-        </w:rPr>
-        <w:t xml:space="preserve"> men blev testet i </w:t>
-      </w:r>
-      <w:proofErr w:type="spellStart"/>
-      <w:r>
-        <w:rPr>
-          <w:b/>
-          <w:bCs/>
-        </w:rPr>
-        <w:t>ubuntu</w:t>
-      </w:r>
-      <w:proofErr w:type="spellEnd"/>
-      <w:r>
-        <w:rPr>
-          <w:b/>
-          <w:bCs/>
-        </w:rPr>
-        <w:t>)</w:t>
-      </w:r>
-    </w:p>
-    <w:p>
-      <w:r>
-        <w:t xml:space="preserve">Keyloggere er et eksempel på malware der truer CIA-triadens fortrolighed ved at optage tastetryk og stjæle adgangskoder. Modforanstaltningerne er </w:t>
-      </w:r>
-      <w:proofErr w:type="spellStart"/>
-      <w:r>
-        <w:t>preventive</w:t>
-      </w:r>
-      <w:proofErr w:type="spellEnd"/>
-      <w:r>
-        <w:t>: kryptering, MFA og antivirus der detekterer keyloggere.</w:t>
+        <w:t>(blev lavet til Kali Purple men blev testet i ubuntu)</w:t>
+      </w:r>
+    </w:p>
+    <w:p>
+      <w:r>
+        <w:t>Keyloggere er et eksempel på malware der truer CIA-triadens fortrolighed ved at optage tastetryk og stjæle adgangskoder. Modforanstaltningerne er preventive: kryptering, MFA og antivirus der detekterer keyloggere.</w:t>
       </w:r>
     </w:p>
     <w:p/>
@@ -4803,23 +4213,7 @@
           <w:b/>
           <w:bCs/>
         </w:rPr>
-        <w:t xml:space="preserve">Øvelse 23 — Automatiser </w:t>
-      </w:r>
-      <w:proofErr w:type="spellStart"/>
-      <w:r>
-        <w:rPr>
-          <w:b/>
-          <w:bCs/>
-        </w:rPr>
-        <w:t>nmap</w:t>
-      </w:r>
-      <w:proofErr w:type="spellEnd"/>
-      <w:r>
-        <w:rPr>
-          <w:b/>
-          <w:bCs/>
-        </w:rPr>
-        <w:t xml:space="preserve"> og vis kun åbne porte</w:t>
+        <w:t>Øvelse 23 — Automatiser nmap og vis kun åbne porte</w:t>
       </w:r>
     </w:p>
     <w:p>
@@ -4968,37 +4362,13 @@
     </w:p>
     <w:p>
       <w:r>
-        <w:t xml:space="preserve">Automatisering af </w:t>
-      </w:r>
-      <w:proofErr w:type="spellStart"/>
-      <w:r>
-        <w:t>Nmap</w:t>
-      </w:r>
-      <w:proofErr w:type="spellEnd"/>
-      <w:r>
-        <w:t>-scanninger er et eksempel på, hvordan terminalen effektiviserer sikkerhedsarbejdet. Scriptet identificerer åbne porte og tjenester</w:t>
+        <w:t>Automatisering af Nmap-scanninger er et eksempel på, hvordan terminalen effektiviserer sikkerhedsarbejdet. Scriptet identificerer åbne porte og tjenester</w:t>
       </w:r>
       <w:r>
         <w:t>, som</w:t>
       </w:r>
       <w:r>
-        <w:t xml:space="preserve"> udgør potentielle sårbarheder. Det relaterer til OWASP A02 Security </w:t>
-      </w:r>
-      <w:proofErr w:type="spellStart"/>
-      <w:r>
-        <w:t>Misconfiguration</w:t>
-      </w:r>
-      <w:proofErr w:type="spellEnd"/>
-      <w:r>
-        <w:t xml:space="preserve"> og er en </w:t>
-      </w:r>
-      <w:proofErr w:type="spellStart"/>
-      <w:r>
-        <w:t>detective</w:t>
-      </w:r>
-      <w:proofErr w:type="spellEnd"/>
-      <w:r>
-        <w:t xml:space="preserve"> foranstaltning.</w:t>
+        <w:t xml:space="preserve"> udgør potentielle sårbarheder. Det relaterer til OWASP A02 Security Misconfiguration og er en detective foranstaltning.</w:t>
       </w:r>
     </w:p>
     <w:p/>
@@ -5298,116 +4668,28 @@
     </w:p>
     <w:p>
       <w:r>
-        <w:t>Scriptet er et simpelt IDS (</w:t>
-      </w:r>
-      <w:proofErr w:type="spellStart"/>
-      <w:r>
-        <w:t>Intrusion</w:t>
-      </w:r>
-      <w:proofErr w:type="spellEnd"/>
+        <w:t>Scriptet er et simpelt IDS (Intrusion Detection System) der overvåger logfiler i realtid</w:t>
+      </w:r>
+      <w:r>
+        <w:t>,</w:t>
+      </w:r>
       <w:r>
         <w:t xml:space="preserve"> </w:t>
       </w:r>
-      <w:proofErr w:type="spellStart"/>
-      <w:r>
-        <w:t>Detection</w:t>
-      </w:r>
-      <w:proofErr w:type="spellEnd"/>
-      <w:r>
-        <w:t xml:space="preserve"> System) der overvåger logfiler i realtid</w:t>
-      </w:r>
-      <w:r>
-        <w:t>,</w:t>
-      </w:r>
-      <w:r>
-        <w:t xml:space="preserve"> </w:t>
-      </w:r>
       <w:r>
         <w:t xml:space="preserve">som er </w:t>
       </w:r>
       <w:r>
-        <w:t xml:space="preserve">en </w:t>
-      </w:r>
-      <w:proofErr w:type="spellStart"/>
-      <w:r>
-        <w:t>detective</w:t>
-      </w:r>
-      <w:proofErr w:type="spellEnd"/>
-      <w:r>
-        <w:t xml:space="preserve"> foranstaltning. </w:t>
+        <w:t xml:space="preserve">en detective foranstaltning. </w:t>
       </w:r>
       <w:r>
         <w:rPr>
           <w:lang w:val="en-US"/>
         </w:rPr>
-        <w:t xml:space="preserve">Det </w:t>
-      </w:r>
-      <w:proofErr w:type="spellStart"/>
-      <w:r>
-        <w:rPr>
-          <w:lang w:val="en-US"/>
-        </w:rPr>
-        <w:t>relaterer</w:t>
-      </w:r>
-      <w:proofErr w:type="spellEnd"/>
-      <w:r>
-        <w:rPr>
-          <w:lang w:val="en-US"/>
-        </w:rPr>
-        <w:t xml:space="preserve"> </w:t>
-      </w:r>
-      <w:proofErr w:type="spellStart"/>
-      <w:r>
-        <w:rPr>
-          <w:lang w:val="en-US"/>
-        </w:rPr>
-        <w:t>direkte</w:t>
-      </w:r>
-      <w:proofErr w:type="spellEnd"/>
-      <w:r>
-        <w:rPr>
-          <w:lang w:val="en-US"/>
-        </w:rPr>
-        <w:t xml:space="preserve"> </w:t>
-      </w:r>
-      <w:proofErr w:type="spellStart"/>
-      <w:r>
-        <w:rPr>
-          <w:lang w:val="en-US"/>
-        </w:rPr>
-        <w:t>til</w:t>
-      </w:r>
-      <w:proofErr w:type="spellEnd"/>
-      <w:r>
-        <w:rPr>
-          <w:lang w:val="en-US"/>
-        </w:rPr>
-        <w:t xml:space="preserve"> OWASP A07 Authentication Failures </w:t>
-      </w:r>
-      <w:proofErr w:type="spellStart"/>
-      <w:r>
-        <w:rPr>
-          <w:lang w:val="en-US"/>
-        </w:rPr>
-        <w:t>og</w:t>
-      </w:r>
-      <w:proofErr w:type="spellEnd"/>
-      <w:r>
-        <w:rPr>
-          <w:lang w:val="en-US"/>
-        </w:rPr>
-        <w:t xml:space="preserve"> A09 Security Logging and Alerting Failures. </w:t>
-      </w:r>
-      <w:r>
-        <w:t xml:space="preserve">I en reel situation ville advarslen udløse en </w:t>
-      </w:r>
-      <w:proofErr w:type="spellStart"/>
-      <w:r>
-        <w:t>corrective</w:t>
-      </w:r>
-      <w:proofErr w:type="spellEnd"/>
-      <w:r>
-        <w:t xml:space="preserve"> foranstaltning, </w:t>
+        <w:t xml:space="preserve">Det relaterer direkte til OWASP A07 Authentication Failures og A09 Security Logging and Alerting Failures. </w:t>
+      </w:r>
+      <w:r>
+        <w:t xml:space="preserve">I en reel situation ville advarslen udløse en corrective foranstaltning, </w:t>
       </w:r>
       <w:r>
         <w:t>som f</w:t>
@@ -5648,15 +4930,7 @@
     </w:p>
     <w:p>
       <w:r>
-        <w:t xml:space="preserve">Firewall-regler baseret på en whitelist er en stærk </w:t>
-      </w:r>
-      <w:proofErr w:type="spellStart"/>
-      <w:r>
-        <w:t>preventiv</w:t>
-      </w:r>
-      <w:proofErr w:type="spellEnd"/>
-      <w:r>
-        <w:t xml:space="preserve"> foranstaltning der implementerer princippet om mindste privilegium</w:t>
+        <w:t>Firewall-regler baseret på en whitelist er en stærk preventiv foranstaltning der implementerer princippet om mindste privilegium</w:t>
       </w:r>
       <w:r>
         <w:t xml:space="preserve">, hvor </w:t>
@@ -5765,17 +5039,8 @@
           <w:bCs/>
         </w:rPr>
         <w:lastRenderedPageBreak/>
-        <w:t>Øvelse 26 — Analyser Apache-logs for SQL-</w:t>
-      </w:r>
-      <w:proofErr w:type="spellStart"/>
-      <w:r>
-        <w:rPr>
-          <w:b/>
-          <w:bCs/>
-        </w:rPr>
-        <w:t>injection</w:t>
-      </w:r>
-      <w:proofErr w:type="spellEnd"/>
+        <w:t>Øvelse 26 — Analyser Apache-logs for SQL-injection</w:t>
+      </w:r>
     </w:p>
     <w:p>
       <w:pPr>
@@ -5938,80 +5203,48 @@
     <w:p>
       <w:r>
         <w:lastRenderedPageBreak/>
-        <w:t>SQL-</w:t>
-      </w:r>
-      <w:proofErr w:type="spellStart"/>
-      <w:r>
-        <w:t>injection</w:t>
-      </w:r>
-      <w:proofErr w:type="spellEnd"/>
-      <w:r>
-        <w:t xml:space="preserve"> er en af de mest klassiske webapplikationssårbarheder og er relateret til OWASP A05 </w:t>
-      </w:r>
-      <w:proofErr w:type="spellStart"/>
-      <w:r>
-        <w:t>Injection</w:t>
-      </w:r>
-      <w:proofErr w:type="spellEnd"/>
-      <w:r>
-        <w:t xml:space="preserve"> (</w:t>
+        <w:t>SQL-injection er en af de mest klassiske webapplikationssårbarheder og er relateret til OWASP A05 Injection (</w:t>
       </w:r>
       <w:r>
         <w:t xml:space="preserve">var </w:t>
       </w:r>
       <w:r>
-        <w:t xml:space="preserve">A03 </w:t>
-      </w:r>
-      <w:proofErr w:type="spellStart"/>
-      <w:r>
-        <w:t>Injection</w:t>
-      </w:r>
-      <w:proofErr w:type="spellEnd"/>
+        <w:t xml:space="preserve">A03 Injection </w:t>
+      </w:r>
+      <w:r>
+        <w:t xml:space="preserve">i </w:t>
+      </w:r>
+      <w:r>
+        <w:t>2021</w:t>
+      </w:r>
+      <w:r>
+        <w:t>). Scriptet demonstrerer, hvordan</w:t>
+      </w:r>
+      <w:r>
+        <w:t xml:space="preserve"> en</w:t>
+      </w:r>
+      <w:r>
+        <w:t xml:space="preserve"> loganalyse kan afsløre</w:t>
+      </w:r>
+      <w:r>
+        <w:t xml:space="preserve"> et</w:t>
+      </w:r>
+      <w:r>
+        <w:t xml:space="preserve"> angrebsforsøg</w:t>
+      </w:r>
+      <w:r>
+        <w:t>. Kan k</w:t>
+      </w:r>
+      <w:r>
+        <w:t>ombineret med en WAF (Web Application Firewall) som preventiv foranstaltning</w:t>
+      </w:r>
+      <w:r>
+        <w:t>,</w:t>
+      </w:r>
       <w:r>
         <w:t xml:space="preserve"> </w:t>
       </w:r>
       <w:r>
-        <w:t xml:space="preserve">i </w:t>
-      </w:r>
-      <w:r>
-        <w:t>2021</w:t>
-      </w:r>
-      <w:r>
-        <w:t>). Scriptet demonstrerer, hvordan</w:t>
-      </w:r>
-      <w:r>
-        <w:t xml:space="preserve"> en</w:t>
-      </w:r>
-      <w:r>
-        <w:t xml:space="preserve"> loganalyse kan afsløre</w:t>
-      </w:r>
-      <w:r>
-        <w:t xml:space="preserve"> et</w:t>
-      </w:r>
-      <w:r>
-        <w:t xml:space="preserve"> angrebsforsøg</w:t>
-      </w:r>
-      <w:r>
-        <w:t>. Kan k</w:t>
-      </w:r>
-      <w:r>
-        <w:t xml:space="preserve">ombineret med en WAF (Web Application Firewall) som </w:t>
-      </w:r>
-      <w:proofErr w:type="spellStart"/>
-      <w:r>
-        <w:t>preventiv</w:t>
-      </w:r>
-      <w:proofErr w:type="spellEnd"/>
-      <w:r>
-        <w:t xml:space="preserve"> foranstaltning</w:t>
-      </w:r>
-      <w:r>
-        <w:t>,</w:t>
-      </w:r>
-      <w:r>
-        <w:t xml:space="preserve"> </w:t>
-      </w:r>
-      <w:r>
         <w:t xml:space="preserve">for at </w:t>
       </w:r>
       <w:r>
@@ -6031,33 +5264,8 @@
           <w:b/>
           <w:bCs/>
         </w:rPr>
-        <w:t>Øvelse 27 — Overvåg rettigheder på /</w:t>
-      </w:r>
-      <w:proofErr w:type="spellStart"/>
-      <w:r>
-        <w:rPr>
-          <w:b/>
-          <w:bCs/>
-        </w:rPr>
-        <w:t>etc</w:t>
-      </w:r>
-      <w:proofErr w:type="spellEnd"/>
-      <w:r>
-        <w:rPr>
-          <w:b/>
-          <w:bCs/>
-        </w:rPr>
-        <w:t>/</w:t>
-      </w:r>
-      <w:proofErr w:type="spellStart"/>
-      <w:r>
-        <w:rPr>
-          <w:b/>
-          <w:bCs/>
-        </w:rPr>
-        <w:t>shadow</w:t>
-      </w:r>
-      <w:proofErr w:type="spellEnd"/>
+        <w:t>Øvelse 27 — Overvåg rettigheder på /etc/shadow</w:t>
+      </w:r>
     </w:p>
     <w:p>
       <w:pPr>
@@ -6196,23 +5404,7 @@
     <w:p>
       <w:r>
         <w:lastRenderedPageBreak/>
-        <w:t>/</w:t>
-      </w:r>
-      <w:proofErr w:type="spellStart"/>
-      <w:r>
-        <w:t>etc</w:t>
-      </w:r>
-      <w:proofErr w:type="spellEnd"/>
-      <w:r>
-        <w:t>/</w:t>
-      </w:r>
-      <w:proofErr w:type="spellStart"/>
-      <w:r>
-        <w:t>shadow</w:t>
-      </w:r>
-      <w:proofErr w:type="spellEnd"/>
-      <w:r>
-        <w:t xml:space="preserve"> indeholder systemets krypterede adgangskoder</w:t>
+        <w:t>/etc/shadow indeholder systemets krypterede adgangskoder</w:t>
       </w:r>
       <w:r>
         <w:t>,</w:t>
@@ -6224,15 +5416,7 @@
         <w:t>,</w:t>
       </w:r>
       <w:r>
-        <w:t xml:space="preserve"> der truer CIA-triadens fortrolighed. Scriptet er en </w:t>
-      </w:r>
-      <w:proofErr w:type="spellStart"/>
-      <w:r>
-        <w:t>detective</w:t>
-      </w:r>
-      <w:proofErr w:type="spellEnd"/>
-      <w:r>
-        <w:t>/evaluerende foranstaltning der løbende verificerer, at kritiske filers integritet er intakt.</w:t>
+        <w:t xml:space="preserve"> der truer CIA-triadens fortrolighed. Scriptet er en detective/evaluerende foranstaltning der løbende verificerer, at kritiske filers integritet er intakt.</w:t>
       </w:r>
     </w:p>
     <w:p/>
@@ -6444,37 +5628,13 @@
     </w:p>
     <w:p>
       <w:r>
-        <w:t xml:space="preserve">Dette script implementerer et grundlæggende File </w:t>
-      </w:r>
-      <w:proofErr w:type="spellStart"/>
-      <w:r>
-        <w:t>Integrity</w:t>
-      </w:r>
-      <w:proofErr w:type="spellEnd"/>
-      <w:r>
-        <w:t xml:space="preserve"> </w:t>
-      </w:r>
-      <w:proofErr w:type="spellStart"/>
-      <w:r>
-        <w:t>Monitoring</w:t>
-      </w:r>
-      <w:proofErr w:type="spellEnd"/>
-      <w:r>
-        <w:t xml:space="preserve"> (FIM) system</w:t>
+        <w:t>Dette script implementerer et grundlæggende File Integrity Monitoring (FIM) system</w:t>
       </w:r>
       <w:r>
         <w:t xml:space="preserve">, med </w:t>
       </w:r>
       <w:r>
-        <w:t xml:space="preserve">samme princip som professionelle IDS-værktøjer som AIDE og Tripwire bygger på. Det er en </w:t>
-      </w:r>
-      <w:proofErr w:type="spellStart"/>
-      <w:r>
-        <w:t>detective</w:t>
-      </w:r>
-      <w:proofErr w:type="spellEnd"/>
-      <w:r>
-        <w:t xml:space="preserve"> foranstaltning der beskytter CIA-triadens integritet ved at opdage uautoriserede filændringer. </w:t>
+        <w:t xml:space="preserve">samme princip som professionelle IDS-værktøjer som AIDE og Tripwire bygger på. Det er en detective foranstaltning der beskytter CIA-triadens integritet ved at opdage uautoriserede filændringer. </w:t>
       </w:r>
     </w:p>
     <w:p>
@@ -6942,23 +6102,7 @@
     <w:p/>
     <w:p>
       <w:r>
-        <w:t xml:space="preserve">Logrotation og kryptering kombinerer to vigtige sikkerhedsprincipper: tilgængelighed (logs sletter ikke systemet ved at fylde disken) og fortrolighed (krypterede logs kan ikke læses af uvedkommende). Scriptet er en </w:t>
-      </w:r>
-      <w:proofErr w:type="spellStart"/>
-      <w:r>
-        <w:t>preventiv</w:t>
-      </w:r>
-      <w:proofErr w:type="spellEnd"/>
-      <w:r>
-        <w:t>/</w:t>
-      </w:r>
-      <w:proofErr w:type="spellStart"/>
-      <w:r>
-        <w:t>corrective</w:t>
-      </w:r>
-      <w:proofErr w:type="spellEnd"/>
-      <w:r>
-        <w:t xml:space="preserve"> foranstaltning og er et eksempel på, hvordan man automatiserer rutineopgaver </w:t>
+        <w:t xml:space="preserve">Logrotation og kryptering kombinerer to vigtige sikkerhedsprincipper: tilgængelighed (logs sletter ikke systemet ved at fylde disken) og fortrolighed (krypterede logs kan ikke læses af uvedkommende). Scriptet er en preventiv/corrective foranstaltning og er et eksempel på, hvordan man automatiserer rutineopgaver </w:t>
       </w:r>
       <w:r>
         <w:t>som er</w:t>
